--- a/data/concession-rostov/П10_Возмещение_КС_РО1000+264_v8.docx
+++ b/data/concession-rostov/П10_Возмещение_КС_РО1000+264_v8.docx
@@ -1,6 +1,6 @@
 
 <file path=word/document.xml><?xml version="1.0" encoding="utf-8"?>
-<w:document xmlns:wpc="http://schemas.microsoft.com/office/word/2010/wordprocessingCanvas" xmlns:mc="http://schemas.openxmlformats.org/markup-compatibility/2006" xmlns:o="urn:schemas-microsoft-com:office:office" xmlns:r="http://schemas.openxmlformats.org/officeDocument/2006/relationships" xmlns:m="http://schemas.openxmlformats.org/officeDocument/2006/math" xmlns:v="urn:schemas-microsoft-com:vml" xmlns:wp14="http://schemas.microsoft.com/office/word/2010/wordprocessingDrawing" xmlns:wp="http://schemas.openxmlformats.org/drawingml/2006/wordprocessingDrawing" xmlns:w10="urn:schemas-microsoft-com:office:word" xmlns:w="http://schemas.openxmlformats.org/wordprocessingml/2006/main" xmlns:w14="http://schemas.microsoft.com/office/word/2010/wordml" xmlns:w15="http://schemas.microsoft.com/office/word/2012/wordml" xmlns:wpg="http://schemas.microsoft.com/office/word/2010/wordprocessingGroup" xmlns:wpi="http://schemas.microsoft.com/office/word/2010/wordprocessingInk" xmlns:wne="http://schemas.microsoft.com/office/word/2006/wordml" xmlns:wps="http://schemas.microsoft.com/office/word/2010/wordprocessingShape" mc:Ignorable="w14 w15 wp14">
+<w:document xmlns:wpc="http://schemas.microsoft.com/office/word/2010/wordprocessingCanvas" xmlns:cx="http://schemas.microsoft.com/office/drawing/2014/chartex" xmlns:cx1="http://schemas.microsoft.com/office/drawing/2015/9/8/chartex" xmlns:cx2="http://schemas.microsoft.com/office/drawing/2015/10/21/chartex" xmlns:cx3="http://schemas.microsoft.com/office/drawing/2016/5/9/chartex" xmlns:cx4="http://schemas.microsoft.com/office/drawing/2016/5/10/chartex" xmlns:cx5="http://schemas.microsoft.com/office/drawing/2016/5/11/chartex" xmlns:cx6="http://schemas.microsoft.com/office/drawing/2016/5/12/chartex" xmlns:cx7="http://schemas.microsoft.com/office/drawing/2016/5/13/chartex" xmlns:cx8="http://schemas.microsoft.com/office/drawing/2016/5/14/chartex" xmlns:mc="http://schemas.openxmlformats.org/markup-compatibility/2006" xmlns:aink="http://schemas.microsoft.com/office/drawing/2016/ink" xmlns:am3d="http://schemas.microsoft.com/office/drawing/2017/model3d" xmlns:o="urn:schemas-microsoft-com:office:office" xmlns:oel="http://schemas.microsoft.com/office/2019/extlst" xmlns:r="http://schemas.openxmlformats.org/officeDocument/2006/relationships" xmlns:m="http://schemas.openxmlformats.org/officeDocument/2006/math" xmlns:v="urn:schemas-microsoft-com:vml" xmlns:wp14="http://schemas.microsoft.com/office/word/2010/wordprocessingDrawing" xmlns:wp="http://schemas.openxmlformats.org/drawingml/2006/wordprocessingDrawing" xmlns:w10="urn:schemas-microsoft-com:office:word" xmlns:w="http://schemas.openxmlformats.org/wordprocessingml/2006/main" xmlns:w14="http://schemas.microsoft.com/office/word/2010/wordml" xmlns:w15="http://schemas.microsoft.com/office/word/2012/wordml" xmlns:w16cex="http://schemas.microsoft.com/office/word/2018/wordml/cex" xmlns:w16cid="http://schemas.microsoft.com/office/word/2016/wordml/cid" xmlns:w16="http://schemas.microsoft.com/office/word/2018/wordml" xmlns:w16du="http://schemas.microsoft.com/office/word/2023/wordml/word16du" xmlns:w16sdtdh="http://schemas.microsoft.com/office/word/2020/wordml/sdtdatahash" xmlns:w16sdtfl="http://schemas.microsoft.com/office/word/2024/wordml/sdtformatlock" xmlns:w16se="http://schemas.microsoft.com/office/word/2015/wordml/symex" xmlns:wpg="http://schemas.microsoft.com/office/word/2010/wordprocessingGroup" xmlns:wpi="http://schemas.microsoft.com/office/word/2010/wordprocessingInk" xmlns:wne="http://schemas.microsoft.com/office/word/2006/wordml" xmlns:wps="http://schemas.microsoft.com/office/word/2010/wordprocessingShape" mc:Ignorable="w14 w15 w16se w16cid w16 w16cex w16sdtdh w16sdtfl w16du wp14">
   <w:body>
     <w:p>
       <w:pPr>
@@ -219,11 +219,7 @@
     <w:p>
       <w:pPr>
         <w:pStyle w:val="aa"/>
-        <w:numPr>
-          <w:ilvl w:val="0"/>
-          <w:numId w:val="4"/>
-        </w:numPr>
-        <w:ind w:left="0" w:firstLine="709"/>
+        <w:ind w:firstLine="709"/>
         <w:rPr>
           <w:b/>
         </w:rPr>
@@ -233,18 +229,50 @@
           <w:b/>
         </w:rPr>
         <w:lastRenderedPageBreak/>
+        <w:t>1.</w:t>
+      </w:r>
+      <w:r>
+        <w:rPr>
+          <w:b/>
+        </w:rPr>
+        <w:tab/>
+      </w:r>
+      <w:r>
+        <w:rPr>
+          <w:b/>
+        </w:rPr>
         <w:t>Общие положения</w:t>
       </w:r>
     </w:p>
     <w:p>
       <w:pPr>
         <w:pStyle w:val="aa"/>
-        <w:numPr>
-          <w:ilvl w:val="1"/>
-          <w:numId w:val="4"/>
-        </w:numPr>
-        <w:ind w:left="0" w:firstLine="709"/>
-      </w:pPr>
+        <w:ind w:firstLine="709"/>
+      </w:pPr>
+      <w:r>
+        <w:rPr>
+          <w:color w:val="000000"/>
+          <w14:scene3d>
+            <w14:camera w14:prst="orthographicFront"/>
+            <w14:lightRig w14:rig="threePt" w14:dir="t">
+              <w14:rot w14:lat="0" w14:lon="0" w14:rev="0"/>
+            </w14:lightRig>
+          </w14:scene3d>
+        </w:rPr>
+        <w:t>1.1.</w:t>
+      </w:r>
+      <w:r>
+        <w:rPr>
+          <w:color w:val="000000"/>
+          <w14:scene3d>
+            <w14:camera w14:prst="orthographicFront"/>
+            <w14:lightRig w14:rig="threePt" w14:dir="t">
+              <w14:rot w14:lat="0" w14:lon="0" w14:rev="0"/>
+            </w14:lightRig>
+          </w14:scene3d>
+        </w:rPr>
+        <w:tab/>
+      </w:r>
       <w:r>
         <w:t>Настоящее Приложение № 1</w:t>
       </w:r>
@@ -267,12 +295,32 @@
     <w:p>
       <w:pPr>
         <w:pStyle w:val="aa"/>
-        <w:numPr>
-          <w:ilvl w:val="1"/>
-          <w:numId w:val="4"/>
-        </w:numPr>
-        <w:ind w:left="0" w:firstLine="709"/>
-      </w:pPr>
+        <w:ind w:firstLine="709"/>
+      </w:pPr>
+      <w:r>
+        <w:rPr>
+          <w:color w:val="000000"/>
+          <w14:scene3d>
+            <w14:camera w14:prst="orthographicFront"/>
+            <w14:lightRig w14:rig="threePt" w14:dir="t">
+              <w14:rot w14:lat="0" w14:lon="0" w14:rev="0"/>
+            </w14:lightRig>
+          </w14:scene3d>
+        </w:rPr>
+        <w:t>1.2.</w:t>
+      </w:r>
+      <w:r>
+        <w:rPr>
+          <w:color w:val="000000"/>
+          <w14:scene3d>
+            <w14:camera w14:prst="orthographicFront"/>
+            <w14:lightRig w14:rig="threePt" w14:dir="t">
+              <w14:rot w14:lat="0" w14:lon="0" w14:rev="0"/>
+            </w14:lightRig>
+          </w14:scene3d>
+        </w:rPr>
+        <w:tab/>
+      </w:r>
       <w:r>
         <w:t>Порядок, устанавливаемый настоящим Приложением, является порядком расчета возмещения расходов Сторон при досрочном расторжении Соглашения, который предусмотрен подпунктом 16 части 2 статьи 10 Федерального закона «О концессионных соглашениях».</w:t>
       </w:r>
@@ -280,12 +328,32 @@
     <w:p>
       <w:pPr>
         <w:pStyle w:val="aa"/>
-        <w:numPr>
-          <w:ilvl w:val="1"/>
-          <w:numId w:val="4"/>
-        </w:numPr>
-        <w:ind w:left="0" w:firstLine="709"/>
-      </w:pPr>
+        <w:ind w:firstLine="709"/>
+      </w:pPr>
+      <w:r>
+        <w:rPr>
+          <w:color w:val="000000"/>
+          <w14:scene3d>
+            <w14:camera w14:prst="orthographicFront"/>
+            <w14:lightRig w14:rig="threePt" w14:dir="t">
+              <w14:rot w14:lat="0" w14:lon="0" w14:rev="0"/>
+            </w14:lightRig>
+          </w14:scene3d>
+        </w:rPr>
+        <w:t>1.3.</w:t>
+      </w:r>
+      <w:r>
+        <w:rPr>
+          <w:color w:val="000000"/>
+          <w14:scene3d>
+            <w14:camera w14:prst="orthographicFront"/>
+            <w14:lightRig w14:rig="threePt" w14:dir="t">
+              <w14:rot w14:lat="0" w14:lon="0" w14:rev="0"/>
+            </w14:lightRig>
+          </w14:scene3d>
+        </w:rPr>
+        <w:tab/>
+      </w:r>
       <w:r>
         <w:t>Основания для выплаты Возмещения при Досрочном Расторжении определяются Соглашением.</w:t>
       </w:r>
@@ -293,12 +361,32 @@
     <w:p>
       <w:pPr>
         <w:pStyle w:val="aa"/>
-        <w:numPr>
-          <w:ilvl w:val="1"/>
-          <w:numId w:val="4"/>
-        </w:numPr>
-        <w:ind w:left="0" w:firstLine="709"/>
-      </w:pPr>
+        <w:ind w:firstLine="709"/>
+      </w:pPr>
+      <w:r>
+        <w:rPr>
+          <w:color w:val="000000"/>
+          <w14:scene3d>
+            <w14:camera w14:prst="orthographicFront"/>
+            <w14:lightRig w14:rig="threePt" w14:dir="t">
+              <w14:rot w14:lat="0" w14:lon="0" w14:rev="0"/>
+            </w14:lightRig>
+          </w14:scene3d>
+        </w:rPr>
+        <w:t>1.4.</w:t>
+      </w:r>
+      <w:r>
+        <w:rPr>
+          <w:color w:val="000000"/>
+          <w14:scene3d>
+            <w14:camera w14:prst="orthographicFront"/>
+            <w14:lightRig w14:rig="threePt" w14:dir="t">
+              <w14:rot w14:lat="0" w14:lon="0" w14:rev="0"/>
+            </w14:lightRig>
+          </w14:scene3d>
+        </w:rPr>
+        <w:tab/>
+      </w:r>
       <w:r>
         <w:t xml:space="preserve">Настоящий порядок является </w:t>
       </w:r>
@@ -324,12 +412,32 @@
     <w:p>
       <w:pPr>
         <w:pStyle w:val="aa"/>
-        <w:numPr>
-          <w:ilvl w:val="1"/>
-          <w:numId w:val="4"/>
-        </w:numPr>
-        <w:ind w:left="0" w:firstLine="709"/>
-      </w:pPr>
+        <w:ind w:firstLine="709"/>
+      </w:pPr>
+      <w:r>
+        <w:rPr>
+          <w:color w:val="000000"/>
+          <w14:scene3d>
+            <w14:camera w14:prst="orthographicFront"/>
+            <w14:lightRig w14:rig="threePt" w14:dir="t">
+              <w14:rot w14:lat="0" w14:lon="0" w14:rev="0"/>
+            </w14:lightRig>
+          </w14:scene3d>
+        </w:rPr>
+        <w:t>1.5.</w:t>
+      </w:r>
+      <w:r>
+        <w:rPr>
+          <w:color w:val="000000"/>
+          <w14:scene3d>
+            <w14:camera w14:prst="orthographicFront"/>
+            <w14:lightRig w14:rig="threePt" w14:dir="t">
+              <w14:rot w14:lat="0" w14:lon="0" w14:rev="0"/>
+            </w14:lightRig>
+          </w14:scene3d>
+        </w:rPr>
+        <w:tab/>
+      </w:r>
       <w:r>
         <w:t>В состав Возмещения при Досрочном Расторжении в зависимости от</w:t>
       </w:r>
@@ -343,14 +451,16 @@
     <w:p>
       <w:pPr>
         <w:pStyle w:val="aa"/>
-        <w:numPr>
-          <w:ilvl w:val="2"/>
-          <w:numId w:val="4"/>
-        </w:numPr>
-        <w:ind w:left="0" w:firstLine="709"/>
+        <w:ind w:firstLine="709"/>
       </w:pPr>
       <w:bookmarkStart w:id="2" w:name="_Ref409712513"/>
       <w:r>
+        <w:t>1.5.1.</w:t>
+      </w:r>
+      <w:r>
+        <w:tab/>
+      </w:r>
+      <w:r>
         <w:t>сумма задолженности перед Финансирующими Организациями;</w:t>
       </w:r>
       <w:bookmarkEnd w:id="2"/>
@@ -358,14 +468,16 @@
     <w:p>
       <w:pPr>
         <w:pStyle w:val="aa"/>
-        <w:numPr>
-          <w:ilvl w:val="2"/>
-          <w:numId w:val="4"/>
-        </w:numPr>
-        <w:ind w:left="0" w:firstLine="709"/>
+        <w:ind w:firstLine="709"/>
       </w:pPr>
       <w:bookmarkStart w:id="3" w:name="_Ref409724089"/>
       <w:r>
+        <w:t>1.5.2.</w:t>
+      </w:r>
+      <w:r>
+        <w:tab/>
+      </w:r>
+      <w:r>
         <w:t>сумма возмещаемых Собственных Инвестиций;</w:t>
       </w:r>
       <w:bookmarkEnd w:id="3"/>
@@ -373,12 +485,14 @@
     <w:p>
       <w:pPr>
         <w:pStyle w:val="aa"/>
-        <w:numPr>
-          <w:ilvl w:val="2"/>
-          <w:numId w:val="4"/>
-        </w:numPr>
-        <w:ind w:left="0" w:firstLine="709"/>
-      </w:pPr>
+        <w:ind w:firstLine="709"/>
+      </w:pPr>
+      <w:r>
+        <w:t>1.5.3.</w:t>
+      </w:r>
+      <w:r>
+        <w:tab/>
+      </w:r>
       <w:r>
         <w:t>сумма возмещения Инвесторам;</w:t>
       </w:r>
@@ -386,15 +500,17 @@
     <w:p>
       <w:pPr>
         <w:pStyle w:val="aa"/>
-        <w:numPr>
-          <w:ilvl w:val="2"/>
-          <w:numId w:val="4"/>
-        </w:numPr>
-        <w:ind w:left="0" w:firstLine="709"/>
+        <w:ind w:firstLine="709"/>
       </w:pPr>
       <w:bookmarkStart w:id="4" w:name="_Ref409712525"/>
       <w:bookmarkStart w:id="5" w:name="_Ref474278622"/>
       <w:r>
+        <w:t>1.5.4.</w:t>
+      </w:r>
+      <w:r>
+        <w:tab/>
+      </w:r>
+      <w:r>
         <w:t>расходы на прекращение</w:t>
       </w:r>
       <w:bookmarkEnd w:id="4"/>
@@ -412,12 +528,32 @@
     <w:p>
       <w:pPr>
         <w:pStyle w:val="aa"/>
-        <w:numPr>
-          <w:ilvl w:val="1"/>
-          <w:numId w:val="4"/>
-        </w:numPr>
-        <w:ind w:left="0" w:firstLine="709"/>
-      </w:pPr>
+        <w:ind w:firstLine="709"/>
+      </w:pPr>
+      <w:r>
+        <w:rPr>
+          <w:color w:val="000000"/>
+          <w14:scene3d>
+            <w14:camera w14:prst="orthographicFront"/>
+            <w14:lightRig w14:rig="threePt" w14:dir="t">
+              <w14:rot w14:lat="0" w14:lon="0" w14:rev="0"/>
+            </w14:lightRig>
+          </w14:scene3d>
+        </w:rPr>
+        <w:t>1.6.</w:t>
+      </w:r>
+      <w:r>
+        <w:rPr>
+          <w:color w:val="000000"/>
+          <w14:scene3d>
+            <w14:camera w14:prst="orthographicFront"/>
+            <w14:lightRig w14:rig="threePt" w14:dir="t">
+              <w14:rot w14:lat="0" w14:lon="0" w14:rev="0"/>
+            </w14:lightRig>
+          </w14:scene3d>
+        </w:rPr>
+        <w:tab/>
+      </w:r>
       <w:r>
         <w:t>Концедент не вправе осуществлять зачет обязательств по уплате Возмещения при Досрочном Расторжении против обязательств по уплате любых сумм, подлежащих уплате в пользу Концедента в соответствии с Соглашением или по иным основаниям.</w:t>
       </w:r>
@@ -425,12 +561,32 @@
     <w:p>
       <w:pPr>
         <w:pStyle w:val="aa"/>
-        <w:numPr>
-          <w:ilvl w:val="1"/>
-          <w:numId w:val="4"/>
-        </w:numPr>
-        <w:ind w:left="0" w:firstLine="709"/>
-      </w:pPr>
+        <w:ind w:firstLine="709"/>
+      </w:pPr>
+      <w:r>
+        <w:rPr>
+          <w:color w:val="000000"/>
+          <w14:scene3d>
+            <w14:camera w14:prst="orthographicFront"/>
+            <w14:lightRig w14:rig="threePt" w14:dir="t">
+              <w14:rot w14:lat="0" w14:lon="0" w14:rev="0"/>
+            </w14:lightRig>
+          </w14:scene3d>
+        </w:rPr>
+        <w:t>1.7.</w:t>
+      </w:r>
+      <w:r>
+        <w:rPr>
+          <w:color w:val="000000"/>
+          <w14:scene3d>
+            <w14:camera w14:prst="orthographicFront"/>
+            <w14:lightRig w14:rig="threePt" w14:dir="t">
+              <w14:rot w14:lat="0" w14:lon="0" w14:rev="0"/>
+            </w14:lightRig>
+          </w14:scene3d>
+        </w:rPr>
+        <w:tab/>
+      </w:r>
       <w:r>
         <w:t xml:space="preserve">Обязательства Концедента </w:t>
       </w:r>
@@ -447,12 +603,32 @@
     <w:p>
       <w:pPr>
         <w:pStyle w:val="aa"/>
-        <w:numPr>
-          <w:ilvl w:val="1"/>
-          <w:numId w:val="4"/>
-        </w:numPr>
-        <w:ind w:left="0" w:firstLine="709"/>
-      </w:pPr>
+        <w:ind w:firstLine="709"/>
+      </w:pPr>
+      <w:r>
+        <w:rPr>
+          <w:color w:val="000000"/>
+          <w14:scene3d>
+            <w14:camera w14:prst="orthographicFront"/>
+            <w14:lightRig w14:rig="threePt" w14:dir="t">
+              <w14:rot w14:lat="0" w14:lon="0" w14:rev="0"/>
+            </w14:lightRig>
+          </w14:scene3d>
+        </w:rPr>
+        <w:t>1.8.</w:t>
+      </w:r>
+      <w:r>
+        <w:rPr>
+          <w:color w:val="000000"/>
+          <w14:scene3d>
+            <w14:camera w14:prst="orthographicFront"/>
+            <w14:lightRig w14:rig="threePt" w14:dir="t">
+              <w14:rot w14:lat="0" w14:lon="0" w14:rev="0"/>
+            </w14:lightRig>
+          </w14:scene3d>
+        </w:rPr>
+        <w:tab/>
+      </w:r>
       <w:r>
         <w:t>Стороны настоящим подтверждают, что ни Возмещение при Досрочном Расторжении, ни какие-либо его части не являются неустойкой и не подлежат какому-либо уменьшению, в том числе в соответствии со статьей 333 Гражданского кодекса Р</w:t>
       </w:r>
@@ -472,12 +648,32 @@
     <w:p>
       <w:pPr>
         <w:pStyle w:val="aa"/>
-        <w:numPr>
-          <w:ilvl w:val="1"/>
-          <w:numId w:val="4"/>
-        </w:numPr>
-        <w:ind w:left="0" w:firstLine="709"/>
-      </w:pPr>
+        <w:ind w:firstLine="709"/>
+      </w:pPr>
+      <w:r>
+        <w:rPr>
+          <w:color w:val="000000"/>
+          <w14:scene3d>
+            <w14:camera w14:prst="orthographicFront"/>
+            <w14:lightRig w14:rig="threePt" w14:dir="t">
+              <w14:rot w14:lat="0" w14:lon="0" w14:rev="0"/>
+            </w14:lightRig>
+          </w14:scene3d>
+        </w:rPr>
+        <w:t>1.9.</w:t>
+      </w:r>
+      <w:r>
+        <w:rPr>
+          <w:color w:val="000000"/>
+          <w14:scene3d>
+            <w14:camera w14:prst="orthographicFront"/>
+            <w14:lightRig w14:rig="threePt" w14:dir="t">
+              <w14:rot w14:lat="0" w14:lon="0" w14:rev="0"/>
+            </w14:lightRig>
+          </w14:scene3d>
+        </w:rPr>
+        <w:tab/>
+      </w:r>
       <w:r>
         <w:t>Если какая-либо сумма, подлежащая уплате Концедентом в составе Возмещения при Досрочном Расторжении, облагается налогом на добавленную стоимость, Концедент обязуется уплатить Концессионеру дополнительную сумму, после уплаты, которой полученная Концессионером сумма после уплаты налога на добавленную стоимость, будет той же, какой она была бы, если бы такой платеж не облагался указанным налогом, с учетом всех освобождений, льгот, вычетов, зачетов или кредитов в отношении этого налога (как доступных по выбору, так и иных), на которые может иметь право Концессионер.</w:t>
       </w:r>
@@ -485,11 +681,7 @@
     <w:p>
       <w:pPr>
         <w:pStyle w:val="aa"/>
-        <w:numPr>
-          <w:ilvl w:val="0"/>
-          <w:numId w:val="4"/>
-        </w:numPr>
-        <w:ind w:left="0" w:firstLine="709"/>
+        <w:ind w:firstLine="709"/>
         <w:rPr>
           <w:b/>
         </w:rPr>
@@ -498,19 +690,51 @@
         <w:rPr>
           <w:b/>
         </w:rPr>
+        <w:t>2.</w:t>
+      </w:r>
+      <w:r>
+        <w:rPr>
+          <w:b/>
+        </w:rPr>
+        <w:tab/>
+      </w:r>
+      <w:r>
+        <w:rPr>
+          <w:b/>
+        </w:rPr>
         <w:t>Размер Возмещения при Досрочном Расторжении</w:t>
       </w:r>
     </w:p>
     <w:p>
       <w:pPr>
         <w:pStyle w:val="aa"/>
-        <w:numPr>
-          <w:ilvl w:val="1"/>
-          <w:numId w:val="4"/>
-        </w:numPr>
-        <w:ind w:left="0" w:firstLine="709"/>
+        <w:ind w:firstLine="709"/>
       </w:pPr>
       <w:bookmarkStart w:id="6" w:name="_Ref409723905"/>
+      <w:r>
+        <w:rPr>
+          <w:color w:val="000000"/>
+          <w14:scene3d>
+            <w14:camera w14:prst="orthographicFront"/>
+            <w14:lightRig w14:rig="threePt" w14:dir="t">
+              <w14:rot w14:lat="0" w14:lon="0" w14:rev="0"/>
+            </w14:lightRig>
+          </w14:scene3d>
+        </w:rPr>
+        <w:t>2.1.</w:t>
+      </w:r>
+      <w:r>
+        <w:rPr>
+          <w:color w:val="000000"/>
+          <w14:scene3d>
+            <w14:camera w14:prst="orthographicFront"/>
+            <w14:lightRig w14:rig="threePt" w14:dir="t">
+              <w14:rot w14:lat="0" w14:lon="0" w14:rev="0"/>
+            </w14:lightRig>
+          </w14:scene3d>
+        </w:rPr>
+        <w:tab/>
+      </w:r>
       <w:r>
         <w:t xml:space="preserve">В случае досрочного расторжения Соглашения по обстоятельствам, </w:t>
       </w:r>
@@ -522,12 +746,32 @@
     <w:p>
       <w:pPr>
         <w:pStyle w:val="aa"/>
-        <w:numPr>
-          <w:ilvl w:val="1"/>
-          <w:numId w:val="4"/>
-        </w:numPr>
-        <w:ind w:left="0" w:firstLine="709"/>
-      </w:pPr>
+        <w:ind w:firstLine="709"/>
+      </w:pPr>
+      <w:r>
+        <w:rPr>
+          <w:color w:val="000000"/>
+          <w14:scene3d>
+            <w14:camera w14:prst="orthographicFront"/>
+            <w14:lightRig w14:rig="threePt" w14:dir="t">
+              <w14:rot w14:lat="0" w14:lon="0" w14:rev="0"/>
+            </w14:lightRig>
+          </w14:scene3d>
+        </w:rPr>
+        <w:t>2.2.</w:t>
+      </w:r>
+      <w:r>
+        <w:rPr>
+          <w:color w:val="000000"/>
+          <w14:scene3d>
+            <w14:camera w14:prst="orthographicFront"/>
+            <w14:lightRig w14:rig="threePt" w14:dir="t">
+              <w14:rot w14:lat="0" w14:lon="0" w14:rev="0"/>
+            </w14:lightRig>
+          </w14:scene3d>
+        </w:rPr>
+        <w:tab/>
+      </w:r>
       <w:r>
         <w:t>В случае досрочного расторжения Соглашения по основаниям, указанным в</w:t>
       </w:r>
@@ -571,12 +815,32 @@
     <w:p>
       <w:pPr>
         <w:pStyle w:val="aa"/>
-        <w:numPr>
-          <w:ilvl w:val="1"/>
-          <w:numId w:val="4"/>
-        </w:numPr>
-        <w:ind w:left="0" w:firstLine="709"/>
-      </w:pPr>
+        <w:ind w:firstLine="709"/>
+      </w:pPr>
+      <w:r>
+        <w:rPr>
+          <w:color w:val="000000"/>
+          <w14:scene3d>
+            <w14:camera w14:prst="orthographicFront"/>
+            <w14:lightRig w14:rig="threePt" w14:dir="t">
+              <w14:rot w14:lat="0" w14:lon="0" w14:rev="0"/>
+            </w14:lightRig>
+          </w14:scene3d>
+        </w:rPr>
+        <w:t>2.3.</w:t>
+      </w:r>
+      <w:r>
+        <w:rPr>
+          <w:color w:val="000000"/>
+          <w14:scene3d>
+            <w14:camera w14:prst="orthographicFront"/>
+            <w14:lightRig w14:rig="threePt" w14:dir="t">
+              <w14:rot w14:lat="0" w14:lon="0" w14:rev="0"/>
+            </w14:lightRig>
+          </w14:scene3d>
+        </w:rPr>
+        <w:tab/>
+      </w:r>
       <w:r>
         <w:t>В случае досрочного прекращения Соглашения по обстоятельствам, относящимся к Концеденту (пункт 17.4 Соглашения), Концессионеру выплачивается Возмещение при Досрочном Расторжении в размере сумм, указанных в пунктах 1.5.1 - 1.5.4 настоящего Приложения.</w:t>
       </w:r>
@@ -585,12 +849,32 @@
     <w:p>
       <w:pPr>
         <w:pStyle w:val="aa"/>
-        <w:numPr>
-          <w:ilvl w:val="1"/>
-          <w:numId w:val="4"/>
-        </w:numPr>
-        <w:ind w:left="0" w:firstLine="709"/>
-      </w:pPr>
+        <w:ind w:firstLine="709"/>
+      </w:pPr>
+      <w:r>
+        <w:rPr>
+          <w:color w:val="000000"/>
+          <w14:scene3d>
+            <w14:camera w14:prst="orthographicFront"/>
+            <w14:lightRig w14:rig="threePt" w14:dir="t">
+              <w14:rot w14:lat="0" w14:lon="0" w14:rev="0"/>
+            </w14:lightRig>
+          </w14:scene3d>
+        </w:rPr>
+        <w:t>2.4.</w:t>
+      </w:r>
+      <w:r>
+        <w:rPr>
+          <w:color w:val="000000"/>
+          <w14:scene3d>
+            <w14:camera w14:prst="orthographicFront"/>
+            <w14:lightRig w14:rig="threePt" w14:dir="t">
+              <w14:rot w14:lat="0" w14:lon="0" w14:rev="0"/>
+            </w14:lightRig>
+          </w14:scene3d>
+        </w:rPr>
+        <w:tab/>
+      </w:r>
       <w:r>
         <w:t>В случае досрочного расторжения Соглашения в соответствии с пунктом 17.2 Соглашения, сумма Возмещения при Досрочном Расторжении определяется соглашением Сторон о расторжении Соглашения. При этом при наличии спора о сумме Возмещения при Досрочном Расторжении или в случае, если согласованная Сторонами сумма Возмещения при Досрочном Расторжении меньше суммы задолженности перед Финансирующими Организациями (пункт 1.5.1 настоящего Приложения), то соглашение Сторон о</w:t>
       </w:r>
@@ -604,11 +888,7 @@
     <w:p>
       <w:pPr>
         <w:pStyle w:val="aa"/>
-        <w:numPr>
-          <w:ilvl w:val="0"/>
-          <w:numId w:val="2"/>
-        </w:numPr>
-        <w:ind w:left="0" w:firstLine="709"/>
+        <w:ind w:firstLine="709"/>
         <w:rPr>
           <w:b/>
         </w:rPr>
@@ -617,18 +897,50 @@
         <w:rPr>
           <w:b/>
         </w:rPr>
+        <w:t>3.</w:t>
+      </w:r>
+      <w:r>
+        <w:rPr>
+          <w:b/>
+        </w:rPr>
+        <w:tab/>
+      </w:r>
+      <w:r>
+        <w:rPr>
+          <w:b/>
+        </w:rPr>
         <w:t>Процедура расчета и выплаты суммы Возмещения при Досрочном Расторжении</w:t>
       </w:r>
     </w:p>
     <w:p>
       <w:pPr>
         <w:pStyle w:val="aa"/>
-        <w:numPr>
-          <w:ilvl w:val="1"/>
-          <w:numId w:val="4"/>
-        </w:numPr>
-        <w:ind w:left="0" w:firstLine="709"/>
-      </w:pPr>
+        <w:ind w:firstLine="709"/>
+      </w:pPr>
+      <w:r>
+        <w:rPr>
+          <w:color w:val="000000"/>
+          <w14:scene3d>
+            <w14:camera w14:prst="orthographicFront"/>
+            <w14:lightRig w14:rig="threePt" w14:dir="t">
+              <w14:rot w14:lat="0" w14:lon="0" w14:rev="0"/>
+            </w14:lightRig>
+          </w14:scene3d>
+        </w:rPr>
+        <w:t>3.1.</w:t>
+      </w:r>
+      <w:r>
+        <w:rPr>
+          <w:color w:val="000000"/>
+          <w14:scene3d>
+            <w14:camera w14:prst="orthographicFront"/>
+            <w14:lightRig w14:rig="threePt" w14:dir="t">
+              <w14:rot w14:lat="0" w14:lon="0" w14:rev="0"/>
+            </w14:lightRig>
+          </w14:scene3d>
+        </w:rPr>
+        <w:tab/>
+      </w:r>
       <w:r>
         <w:t>Часть суммы Возмещения при Досрочном Расторжении, предусмотренная пунктом 1.5.1 настоящего Приложения, рассчитывается на основе фактических обязательств Концессионера по Соглашениям о Финансировании, условия которых были согласованы с Концедентом до Даты Прекращения Соглашения.</w:t>
       </w:r>
@@ -636,12 +948,32 @@
     <w:p>
       <w:pPr>
         <w:pStyle w:val="aa"/>
-        <w:numPr>
-          <w:ilvl w:val="1"/>
-          <w:numId w:val="4"/>
-        </w:numPr>
-        <w:ind w:left="0" w:firstLine="709"/>
-      </w:pPr>
+        <w:ind w:firstLine="709"/>
+      </w:pPr>
+      <w:r>
+        <w:rPr>
+          <w:color w:val="000000"/>
+          <w14:scene3d>
+            <w14:camera w14:prst="orthographicFront"/>
+            <w14:lightRig w14:rig="threePt" w14:dir="t">
+              <w14:rot w14:lat="0" w14:lon="0" w14:rev="0"/>
+            </w14:lightRig>
+          </w14:scene3d>
+        </w:rPr>
+        <w:t>3.2.</w:t>
+      </w:r>
+      <w:r>
+        <w:rPr>
+          <w:color w:val="000000"/>
+          <w14:scene3d>
+            <w14:camera w14:prst="orthographicFront"/>
+            <w14:lightRig w14:rig="threePt" w14:dir="t">
+              <w14:rot w14:lat="0" w14:lon="0" w14:rev="0"/>
+            </w14:lightRig>
+          </w14:scene3d>
+        </w:rPr>
+        <w:tab/>
+      </w:r>
       <w:r>
         <w:t>Части суммы Возмещения при Досрочном Расторжении, предусмотренные пунктами 1.5.2 и 1.5.3. настоящего Приложения, рассчитываются на основе:</w:t>
       </w:r>
@@ -649,12 +981,14 @@
     <w:p>
       <w:pPr>
         <w:pStyle w:val="aa"/>
-        <w:numPr>
-          <w:ilvl w:val="2"/>
-          <w:numId w:val="4"/>
-        </w:numPr>
-        <w:ind w:left="0" w:firstLine="709"/>
-      </w:pPr>
+        <w:ind w:firstLine="709"/>
+      </w:pPr>
+      <w:r>
+        <w:t>3.2.1.</w:t>
+      </w:r>
+      <w:r>
+        <w:tab/>
+      </w:r>
       <w:r>
         <w:t>в части Собственных Инвестиций в форме вкладов в имущество и вложений в уставный капитал Концессионера – на основе учредительных документов Концессионера, его бухгалтерской и финансовой отчетности;</w:t>
       </w:r>
@@ -662,12 +996,14 @@
     <w:p>
       <w:pPr>
         <w:pStyle w:val="aa"/>
-        <w:numPr>
-          <w:ilvl w:val="2"/>
-          <w:numId w:val="4"/>
-        </w:numPr>
-        <w:ind w:left="0" w:firstLine="709"/>
-      </w:pPr>
+        <w:ind w:firstLine="709"/>
+      </w:pPr>
+      <w:r>
+        <w:t>3.2.2.</w:t>
+      </w:r>
+      <w:r>
+        <w:tab/>
+      </w:r>
       <w:r>
         <w:t>в части Собственных Инвестиций в форме Акционерных Займов – на основе соглашений о предоставлении Акционерных Займов.</w:t>
       </w:r>
@@ -675,14 +1011,34 @@
     <w:p>
       <w:pPr>
         <w:pStyle w:val="aa"/>
-        <w:numPr>
-          <w:ilvl w:val="1"/>
-          <w:numId w:val="4"/>
-        </w:numPr>
-        <w:ind w:left="0" w:firstLine="709"/>
+        <w:ind w:firstLine="709"/>
       </w:pPr>
       <w:bookmarkStart w:id="7" w:name="_Ref409728691"/>
       <w:r>
+        <w:rPr>
+          <w:color w:val="000000"/>
+          <w14:scene3d>
+            <w14:camera w14:prst="orthographicFront"/>
+            <w14:lightRig w14:rig="threePt" w14:dir="t">
+              <w14:rot w14:lat="0" w14:lon="0" w14:rev="0"/>
+            </w14:lightRig>
+          </w14:scene3d>
+        </w:rPr>
+        <w:t>3.3.</w:t>
+      </w:r>
+      <w:r>
+        <w:rPr>
+          <w:color w:val="000000"/>
+          <w14:scene3d>
+            <w14:camera w14:prst="orthographicFront"/>
+            <w14:lightRig w14:rig="threePt" w14:dir="t">
+              <w14:rot w14:lat="0" w14:lon="0" w14:rev="0"/>
+            </w14:lightRig>
+          </w14:scene3d>
+        </w:rPr>
+        <w:tab/>
+      </w:r>
+      <w:r>
         <w:t>Концессионер обязан предоставить Концеденту расчет соответствующей суммы Возмещения при Досрочном Расторжении с приложением документов, подтверждающих этот расчет:</w:t>
       </w:r>
       <w:bookmarkEnd w:id="7"/>
@@ -690,28 +1046,32 @@
     <w:p>
       <w:pPr>
         <w:pStyle w:val="a9"/>
-        <w:numPr>
-          <w:ilvl w:val="2"/>
-          <w:numId w:val="5"/>
-        </w:numPr>
         <w:ind w:left="0" w:firstLine="709"/>
         <w:outlineLvl w:val="9"/>
       </w:pPr>
       <w:r>
+        <w:t>(a)</w:t>
+      </w:r>
+      <w:r>
+        <w:tab/>
+      </w:r>
+      <w:r>
         <w:t>одновременно с Заявлением о Расторжении, в котором Концессионер выражает намерение расторгнуть Соглашение; или</w:t>
       </w:r>
     </w:p>
     <w:p>
       <w:pPr>
         <w:pStyle w:val="a9"/>
-        <w:numPr>
-          <w:ilvl w:val="2"/>
-          <w:numId w:val="5"/>
-        </w:numPr>
         <w:ind w:left="0" w:firstLine="709"/>
         <w:outlineLvl w:val="9"/>
       </w:pPr>
       <w:r>
+        <w:t>(b)</w:t>
+      </w:r>
+      <w:r>
+        <w:tab/>
+      </w:r>
+      <w:r>
         <w:t>в течение 15 (</w:t>
       </w:r>
       <w:r>
@@ -743,13 +1103,33 @@
     <w:p>
       <w:pPr>
         <w:pStyle w:val="aa"/>
-        <w:numPr>
-          <w:ilvl w:val="1"/>
-          <w:numId w:val="4"/>
-        </w:numPr>
-        <w:ind w:left="0" w:firstLine="709"/>
+        <w:ind w:firstLine="709"/>
       </w:pPr>
       <w:bookmarkStart w:id="8" w:name="_Ref409728790"/>
+      <w:r>
+        <w:rPr>
+          <w:color w:val="000000"/>
+          <w14:scene3d>
+            <w14:camera w14:prst="orthographicFront"/>
+            <w14:lightRig w14:rig="threePt" w14:dir="t">
+              <w14:rot w14:lat="0" w14:lon="0" w14:rev="0"/>
+            </w14:lightRig>
+          </w14:scene3d>
+        </w:rPr>
+        <w:t>3.4.</w:t>
+      </w:r>
+      <w:r>
+        <w:rPr>
+          <w:color w:val="000000"/>
+          <w14:scene3d>
+            <w14:camera w14:prst="orthographicFront"/>
+            <w14:lightRig w14:rig="threePt" w14:dir="t">
+              <w14:rot w14:lat="0" w14:lon="0" w14:rev="0"/>
+            </w14:lightRig>
+          </w14:scene3d>
+        </w:rPr>
+        <w:tab/>
+      </w:r>
       <w:r>
         <w:t>Концедент обязан в течение 15 (</w:t>
       </w:r>
@@ -771,12 +1151,32 @@
     <w:p>
       <w:pPr>
         <w:pStyle w:val="aa"/>
-        <w:numPr>
-          <w:ilvl w:val="1"/>
-          <w:numId w:val="4"/>
-        </w:numPr>
-        <w:ind w:left="0" w:firstLine="709"/>
-      </w:pPr>
+        <w:ind w:firstLine="709"/>
+      </w:pPr>
+      <w:r>
+        <w:rPr>
+          <w:color w:val="000000"/>
+          <w14:scene3d>
+            <w14:camera w14:prst="orthographicFront"/>
+            <w14:lightRig w14:rig="threePt" w14:dir="t">
+              <w14:rot w14:lat="0" w14:lon="0" w14:rev="0"/>
+            </w14:lightRig>
+          </w14:scene3d>
+        </w:rPr>
+        <w:t>3.5.</w:t>
+      </w:r>
+      <w:r>
+        <w:rPr>
+          <w:color w:val="000000"/>
+          <w14:scene3d>
+            <w14:camera w14:prst="orthographicFront"/>
+            <w14:lightRig w14:rig="threePt" w14:dir="t">
+              <w14:rot w14:lat="0" w14:lon="0" w14:rev="0"/>
+            </w14:lightRig>
+          </w14:scene3d>
+        </w:rPr>
+        <w:tab/>
+      </w:r>
       <w:r>
         <w:t>С целью проверки расчета суммы Возмещения при Досрочном Расторжении, предоставленного Концессионером, а также в случае непредставления Концессионером такого расчета и/или необходимых документов, обосновывающих такой расчет, Концедент вправе осуществлять любые проверки, требовать предоставления Концессионером необходимых ему документов и сведений, проводить инвентаризацию имущества Концессионера, входящего в состав Объекта Соглашения и Имущества Концедента.</w:t>
       </w:r>
@@ -784,14 +1184,34 @@
     <w:p>
       <w:pPr>
         <w:pStyle w:val="aa"/>
-        <w:numPr>
-          <w:ilvl w:val="1"/>
-          <w:numId w:val="4"/>
-        </w:numPr>
-        <w:ind w:left="0" w:firstLine="709"/>
+        <w:ind w:firstLine="709"/>
       </w:pPr>
       <w:bookmarkStart w:id="9" w:name="_Ref476524922"/>
       <w:r>
+        <w:rPr>
+          <w:color w:val="000000"/>
+          <w14:scene3d>
+            <w14:camera w14:prst="orthographicFront"/>
+            <w14:lightRig w14:rig="threePt" w14:dir="t">
+              <w14:rot w14:lat="0" w14:lon="0" w14:rev="0"/>
+            </w14:lightRig>
+          </w14:scene3d>
+        </w:rPr>
+        <w:t>3.6.</w:t>
+      </w:r>
+      <w:r>
+        <w:rPr>
+          <w:color w:val="000000"/>
+          <w14:scene3d>
+            <w14:camera w14:prst="orthographicFront"/>
+            <w14:lightRig w14:rig="threePt" w14:dir="t">
+              <w14:rot w14:lat="0" w14:lon="0" w14:rev="0"/>
+            </w14:lightRig>
+          </w14:scene3d>
+        </w:rPr>
+        <w:tab/>
+      </w:r>
+      <w:r>
         <w:t>Если Концедент не утверждает расчет суммы Возмещения при Досрочном Расторжении или представляет возражения относительно суммы Возмещения при Досрочном Расторжении в соответствии с подпунктом 3.4 настоящего Приложения, Спор о</w:t>
       </w:r>
       <w:r>
@@ -811,14 +1231,34 @@
     <w:p>
       <w:pPr>
         <w:pStyle w:val="aa"/>
-        <w:numPr>
-          <w:ilvl w:val="1"/>
-          <w:numId w:val="4"/>
-        </w:numPr>
-        <w:ind w:left="0" w:firstLine="709"/>
+        <w:ind w:firstLine="709"/>
       </w:pPr>
       <w:bookmarkStart w:id="10" w:name="_Ref476595950"/>
       <w:r>
+        <w:rPr>
+          <w:color w:val="000000"/>
+          <w14:scene3d>
+            <w14:camera w14:prst="orthographicFront"/>
+            <w14:lightRig w14:rig="threePt" w14:dir="t">
+              <w14:rot w14:lat="0" w14:lon="0" w14:rev="0"/>
+            </w14:lightRig>
+          </w14:scene3d>
+        </w:rPr>
+        <w:t>3.7.</w:t>
+      </w:r>
+      <w:r>
+        <w:rPr>
+          <w:color w:val="000000"/>
+          <w14:scene3d>
+            <w14:camera w14:prst="orthographicFront"/>
+            <w14:lightRig w14:rig="threePt" w14:dir="t">
+              <w14:rot w14:lat="0" w14:lon="0" w14:rev="0"/>
+            </w14:lightRig>
+          </w14:scene3d>
+        </w:rPr>
+        <w:tab/>
+      </w:r>
+      <w:r>
         <w:t xml:space="preserve">Сумма Возмещения при Досрочном Расторжении подлежит выплате Концедентом в течение </w:t>
       </w:r>
       <w:r>
@@ -856,54 +1296,80 @@
     <w:p>
       <w:pPr>
         <w:pStyle w:val="a9"/>
-        <w:numPr>
-          <w:ilvl w:val="2"/>
-          <w:numId w:val="6"/>
-        </w:numPr>
         <w:ind w:left="0" w:firstLine="709"/>
         <w:outlineLvl w:val="9"/>
       </w:pPr>
       <w:r>
+        <w:t>(a)</w:t>
+      </w:r>
+      <w:r>
+        <w:tab/>
+      </w:r>
+      <w:r>
         <w:t>дата вступления в законную силу решения Суда о досрочном расторжении Соглашения;</w:t>
       </w:r>
     </w:p>
     <w:p>
       <w:pPr>
         <w:pStyle w:val="a9"/>
-        <w:numPr>
-          <w:ilvl w:val="2"/>
-          <w:numId w:val="3"/>
-        </w:numPr>
         <w:ind w:left="0" w:firstLine="709"/>
         <w:outlineLvl w:val="9"/>
       </w:pPr>
       <w:r>
+        <w:t>(b)</w:t>
+      </w:r>
+      <w:r>
+        <w:tab/>
+      </w:r>
+      <w:r>
         <w:t>дата подписания Сторонами соглашения о расторжении Соглашения;</w:t>
       </w:r>
     </w:p>
     <w:p>
       <w:pPr>
         <w:pStyle w:val="a9"/>
-        <w:numPr>
-          <w:ilvl w:val="2"/>
-          <w:numId w:val="3"/>
-        </w:numPr>
         <w:ind w:left="0" w:firstLine="709"/>
         <w:outlineLvl w:val="9"/>
       </w:pPr>
       <w:r>
+        <w:t>(c)</w:t>
+      </w:r>
+      <w:r>
+        <w:tab/>
+      </w:r>
+      <w:r>
         <w:t>дата согласования Концедентом суммы Возмещения при Досрочном Расторжении или дата ее утверждения в Порядке Разрешения Споров.</w:t>
       </w:r>
     </w:p>
     <w:p>
       <w:pPr>
         <w:pStyle w:val="aa"/>
-        <w:numPr>
-          <w:ilvl w:val="1"/>
-          <w:numId w:val="4"/>
-        </w:numPr>
-        <w:ind w:left="0" w:firstLine="709"/>
-      </w:pPr>
+        <w:ind w:firstLine="709"/>
+      </w:pPr>
+      <w:r>
+        <w:rPr>
+          <w:color w:val="000000"/>
+          <w14:scene3d>
+            <w14:camera w14:prst="orthographicFront"/>
+            <w14:lightRig w14:rig="threePt" w14:dir="t">
+              <w14:rot w14:lat="0" w14:lon="0" w14:rev="0"/>
+            </w14:lightRig>
+          </w14:scene3d>
+        </w:rPr>
+        <w:t>3.8.</w:t>
+      </w:r>
+      <w:r>
+        <w:rPr>
+          <w:color w:val="000000"/>
+          <w14:scene3d>
+            <w14:camera w14:prst="orthographicFront"/>
+            <w14:lightRig w14:rig="threePt" w14:dir="t">
+              <w14:rot w14:lat="0" w14:lon="0" w14:rev="0"/>
+            </w14:lightRig>
+          </w14:scene3d>
+        </w:rPr>
+        <w:tab/>
+      </w:r>
       <w:r>
         <w:t>Расчет суммы Возмещения при Досрочном Расторжении, произведенный в</w:t>
       </w:r>
@@ -917,12 +1383,32 @@
     <w:p>
       <w:pPr>
         <w:pStyle w:val="aa"/>
-        <w:numPr>
-          <w:ilvl w:val="1"/>
-          <w:numId w:val="4"/>
-        </w:numPr>
-        <w:ind w:left="0" w:firstLine="709"/>
-      </w:pPr>
+        <w:ind w:firstLine="709"/>
+      </w:pPr>
+      <w:r>
+        <w:rPr>
+          <w:color w:val="000000"/>
+          <w14:scene3d>
+            <w14:camera w14:prst="orthographicFront"/>
+            <w14:lightRig w14:rig="threePt" w14:dir="t">
+              <w14:rot w14:lat="0" w14:lon="0" w14:rev="0"/>
+            </w14:lightRig>
+          </w14:scene3d>
+        </w:rPr>
+        <w:t>3.9.</w:t>
+      </w:r>
+      <w:r>
+        <w:rPr>
+          <w:color w:val="000000"/>
+          <w14:scene3d>
+            <w14:camera w14:prst="orthographicFront"/>
+            <w14:lightRig w14:rig="threePt" w14:dir="t">
+              <w14:rot w14:lat="0" w14:lon="0" w14:rev="0"/>
+            </w14:lightRig>
+          </w14:scene3d>
+        </w:rPr>
+        <w:tab/>
+      </w:r>
       <w:r>
         <w:t>Финансирующие Организации по Соглашениям о Финансировании вправе участвовать в согласовании и определении суммы Возмещения при Досрочном Расторжении в части Суммы Основного Долга.</w:t>
       </w:r>
@@ -930,12 +1416,32 @@
     <w:p>
       <w:pPr>
         <w:pStyle w:val="aa"/>
-        <w:numPr>
-          <w:ilvl w:val="1"/>
-          <w:numId w:val="4"/>
-        </w:numPr>
-        <w:ind w:left="0" w:firstLine="709"/>
-      </w:pPr>
+        <w:ind w:firstLine="709"/>
+      </w:pPr>
+      <w:r>
+        <w:rPr>
+          <w:color w:val="000000"/>
+          <w14:scene3d>
+            <w14:camera w14:prst="orthographicFront"/>
+            <w14:lightRig w14:rig="threePt" w14:dir="t">
+              <w14:rot w14:lat="0" w14:lon="0" w14:rev="0"/>
+            </w14:lightRig>
+          </w14:scene3d>
+        </w:rPr>
+        <w:t>3.10.</w:t>
+      </w:r>
+      <w:r>
+        <w:rPr>
+          <w:color w:val="000000"/>
+          <w14:scene3d>
+            <w14:camera w14:prst="orthographicFront"/>
+            <w14:lightRig w14:rig="threePt" w14:dir="t">
+              <w14:rot w14:lat="0" w14:lon="0" w14:rev="0"/>
+            </w14:lightRig>
+          </w14:scene3d>
+        </w:rPr>
+        <w:tab/>
+      </w:r>
       <w:r>
         <w:t>Выплаченные Концедентом в качестве Возмещения при Досрочном Расторжении денежные средства зачитываются в счет погашения задолженности по</w:t>
       </w:r>
@@ -949,56 +1455,64 @@
     <w:p>
       <w:pPr>
         <w:pStyle w:val="a9"/>
-        <w:numPr>
-          <w:ilvl w:val="2"/>
-          <w:numId w:val="7"/>
-        </w:numPr>
         <w:ind w:left="0" w:firstLine="709"/>
         <w:outlineLvl w:val="9"/>
       </w:pPr>
       <w:r>
+        <w:t>(i)</w:t>
+      </w:r>
+      <w:r>
+        <w:tab/>
+      </w:r>
+      <w:r>
         <w:t>сумма задолженности перед Финансирующими Организациями;</w:t>
       </w:r>
     </w:p>
     <w:p>
       <w:pPr>
         <w:pStyle w:val="a9"/>
-        <w:numPr>
-          <w:ilvl w:val="2"/>
-          <w:numId w:val="7"/>
-        </w:numPr>
         <w:ind w:left="0" w:firstLine="709"/>
         <w:outlineLvl w:val="9"/>
       </w:pPr>
       <w:r>
+        <w:t>(ii)</w:t>
+      </w:r>
+      <w:r>
+        <w:tab/>
+      </w:r>
+      <w:r>
         <w:t>сумма возмещаемых Собственных Инвестиций;</w:t>
       </w:r>
     </w:p>
     <w:p>
       <w:pPr>
         <w:pStyle w:val="a9"/>
-        <w:numPr>
-          <w:ilvl w:val="2"/>
-          <w:numId w:val="7"/>
-        </w:numPr>
         <w:ind w:left="0" w:firstLine="709"/>
         <w:outlineLvl w:val="9"/>
       </w:pPr>
       <w:r>
+        <w:t>(iii)</w:t>
+      </w:r>
+      <w:r>
+        <w:tab/>
+      </w:r>
+      <w:r>
         <w:t>сумма возмещения Инвесторам;</w:t>
       </w:r>
     </w:p>
     <w:p>
       <w:pPr>
         <w:pStyle w:val="a9"/>
-        <w:numPr>
-          <w:ilvl w:val="2"/>
-          <w:numId w:val="7"/>
-        </w:numPr>
         <w:ind w:left="0" w:firstLine="709"/>
         <w:outlineLvl w:val="9"/>
       </w:pPr>
       <w:r>
+        <w:t>(iv)</w:t>
+      </w:r>
+      <w:r>
+        <w:tab/>
+      </w:r>
+      <w:r>
         <w:t>расходы на прекращение Соглашения, указанные в пункте 4.</w:t>
       </w:r>
       <w:r>
@@ -1011,11 +1525,7 @@
     <w:p>
       <w:pPr>
         <w:pStyle w:val="aa"/>
-        <w:numPr>
-          <w:ilvl w:val="0"/>
-          <w:numId w:val="2"/>
-        </w:numPr>
-        <w:ind w:left="0" w:firstLine="709"/>
+        <w:ind w:firstLine="709"/>
         <w:rPr>
           <w:b/>
         </w:rPr>
@@ -1024,20 +1534,52 @@
         <w:rPr>
           <w:b/>
         </w:rPr>
+        <w:t>4.</w:t>
+      </w:r>
+      <w:r>
+        <w:rPr>
+          <w:b/>
+        </w:rPr>
+        <w:tab/>
+      </w:r>
+      <w:r>
+        <w:rPr>
+          <w:b/>
+        </w:rPr>
         <w:t>Формулы расчета отдельных сумм в составе Возмещения при Досрочном Расторжении</w:t>
       </w:r>
     </w:p>
     <w:p>
       <w:pPr>
         <w:pStyle w:val="aa"/>
-        <w:numPr>
-          <w:ilvl w:val="1"/>
-          <w:numId w:val="4"/>
-        </w:numPr>
-        <w:ind w:left="0" w:firstLine="709"/>
+        <w:ind w:firstLine="709"/>
       </w:pPr>
       <w:bookmarkStart w:id="11" w:name="_Ref474320776"/>
       <w:r>
+        <w:rPr>
+          <w:color w:val="000000"/>
+          <w14:scene3d>
+            <w14:camera w14:prst="orthographicFront"/>
+            <w14:lightRig w14:rig="threePt" w14:dir="t">
+              <w14:rot w14:lat="0" w14:lon="0" w14:rev="0"/>
+            </w14:lightRig>
+          </w14:scene3d>
+        </w:rPr>
+        <w:t>4.1.</w:t>
+      </w:r>
+      <w:r>
+        <w:rPr>
+          <w:color w:val="000000"/>
+          <w14:scene3d>
+            <w14:camera w14:prst="orthographicFront"/>
+            <w14:lightRig w14:rig="threePt" w14:dir="t">
+              <w14:rot w14:lat="0" w14:lon="0" w14:rev="0"/>
+            </w14:lightRig>
+          </w14:scene3d>
+        </w:rPr>
+        <w:tab/>
+      </w:r>
+      <w:r>
         <w:t>Сумма задолженности перед Финансирующими Организациями означает сумму, состоящую из:</w:t>
       </w:r>
       <w:bookmarkEnd w:id="11"/>
@@ -1045,15 +1587,17 @@
     <w:p>
       <w:pPr>
         <w:pStyle w:val="aa"/>
-        <w:numPr>
-          <w:ilvl w:val="2"/>
-          <w:numId w:val="2"/>
-        </w:numPr>
-        <w:ind w:left="0" w:firstLine="709"/>
+        <w:ind w:firstLine="709"/>
       </w:pPr>
       <w:bookmarkStart w:id="12" w:name="_Ref474374926"/>
       <w:r>
         <w:lastRenderedPageBreak/>
+        <w:t>4.1.1.</w:t>
+      </w:r>
+      <w:r>
+        <w:tab/>
+      </w:r>
+      <w:r>
         <w:t>суммы ссудной задолженности (срочной и просроченной) по Соглашениям о</w:t>
       </w:r>
       <w:r>
@@ -1073,13 +1617,15 @@
     <w:p>
       <w:pPr>
         <w:pStyle w:val="aa"/>
-        <w:numPr>
-          <w:ilvl w:val="2"/>
-          <w:numId w:val="2"/>
-        </w:numPr>
-        <w:ind w:left="0" w:firstLine="709"/>
+        <w:ind w:firstLine="709"/>
       </w:pPr>
       <w:bookmarkStart w:id="13" w:name="_Ref474374933"/>
+      <w:r>
+        <w:t>4.1.2.</w:t>
+      </w:r>
+      <w:r>
+        <w:tab/>
+      </w:r>
       <w:r>
         <w:t>всех сумм, подлежащих уплате Концессионером в пользу Финансирующих Организаций по Соглашениям о Финансировании, расходы, связанные с досрочным расторжением Соглашений о Финансировании в связи с досрочным расторжением Соглашения, но не более 10% (десяти процентов) от суммы, указанной в</w:t>
       </w:r>
@@ -1144,12 +1690,32 @@
     <w:p>
       <w:pPr>
         <w:pStyle w:val="aa"/>
-        <w:numPr>
-          <w:ilvl w:val="1"/>
-          <w:numId w:val="4"/>
-        </w:numPr>
-        <w:ind w:left="0" w:firstLine="709"/>
-      </w:pPr>
+        <w:ind w:firstLine="709"/>
+      </w:pPr>
+      <w:r>
+        <w:rPr>
+          <w:color w:val="000000"/>
+          <w14:scene3d>
+            <w14:camera w14:prst="orthographicFront"/>
+            <w14:lightRig w14:rig="threePt" w14:dir="t">
+              <w14:rot w14:lat="0" w14:lon="0" w14:rev="0"/>
+            </w14:lightRig>
+          </w14:scene3d>
+        </w:rPr>
+        <w:t>4.2.</w:t>
+      </w:r>
+      <w:r>
+        <w:rPr>
+          <w:color w:val="000000"/>
+          <w14:scene3d>
+            <w14:camera w14:prst="orthographicFront"/>
+            <w14:lightRig w14:rig="threePt" w14:dir="t">
+              <w14:rot w14:lat="0" w14:lon="0" w14:rev="0"/>
+            </w14:lightRig>
+          </w14:scene3d>
+        </w:rPr>
+        <w:tab/>
+      </w:r>
       <w:r>
         <w:t>Сумма возмещаемых Собственных Инвестиций рассчитывается по</w:t>
       </w:r>
@@ -1661,12 +2227,32 @@
     <w:p>
       <w:pPr>
         <w:pStyle w:val="aa"/>
-        <w:numPr>
-          <w:ilvl w:val="1"/>
-          <w:numId w:val="4"/>
-        </w:numPr>
-        <w:ind w:left="0" w:firstLine="709"/>
-      </w:pPr>
+        <w:ind w:firstLine="709"/>
+      </w:pPr>
+      <w:r>
+        <w:rPr>
+          <w:color w:val="000000"/>
+          <w14:scene3d>
+            <w14:camera w14:prst="orthographicFront"/>
+            <w14:lightRig w14:rig="threePt" w14:dir="t">
+              <w14:rot w14:lat="0" w14:lon="0" w14:rev="0"/>
+            </w14:lightRig>
+          </w14:scene3d>
+        </w:rPr>
+        <w:t>4.3.</w:t>
+      </w:r>
+      <w:r>
+        <w:rPr>
+          <w:color w:val="000000"/>
+          <w14:scene3d>
+            <w14:camera w14:prst="orthographicFront"/>
+            <w14:lightRig w14:rig="threePt" w14:dir="t">
+              <w14:rot w14:lat="0" w14:lon="0" w14:rev="0"/>
+            </w14:lightRig>
+          </w14:scene3d>
+        </w:rPr>
+        <w:tab/>
+      </w:r>
       <w:r>
         <w:t>В целях осуществления контроля Концедентом целевого использования вложений Собственных Инвестиций и средств Финансирующих Организаций для целей создания Объекта Соглашения должно соблюдаться следующее неравенство:</w:t>
       </w:r>
@@ -2076,14 +2662,34 @@
     <w:p>
       <w:pPr>
         <w:pStyle w:val="aa"/>
-        <w:numPr>
-          <w:ilvl w:val="1"/>
-          <w:numId w:val="4"/>
-        </w:numPr>
-        <w:ind w:left="0" w:firstLine="709"/>
+        <w:ind w:firstLine="709"/>
       </w:pPr>
       <w:bookmarkStart w:id="25" w:name="_Ref474284440"/>
       <w:r>
+        <w:rPr>
+          <w:color w:val="000000"/>
+          <w14:scene3d>
+            <w14:camera w14:prst="orthographicFront"/>
+            <w14:lightRig w14:rig="threePt" w14:dir="t">
+              <w14:rot w14:lat="0" w14:lon="0" w14:rev="0"/>
+            </w14:lightRig>
+          </w14:scene3d>
+        </w:rPr>
+        <w:t>4.4.</w:t>
+      </w:r>
+      <w:r>
+        <w:rPr>
+          <w:color w:val="000000"/>
+          <w14:scene3d>
+            <w14:camera w14:prst="orthographicFront"/>
+            <w14:lightRig w14:rig="threePt" w14:dir="t">
+              <w14:rot w14:lat="0" w14:lon="0" w14:rev="0"/>
+            </w14:lightRig>
+          </w14:scene3d>
+        </w:rPr>
+        <w:tab/>
+      </w:r>
+      <w:r>
         <w:t>Расходы на прекращение могут включать:</w:t>
       </w:r>
       <w:bookmarkEnd w:id="25"/>
@@ -2091,14 +2697,16 @@
     <w:p>
       <w:pPr>
         <w:pStyle w:val="aa"/>
-        <w:numPr>
-          <w:ilvl w:val="2"/>
-          <w:numId w:val="2"/>
-        </w:numPr>
-        <w:ind w:left="0" w:firstLine="709"/>
+        <w:ind w:firstLine="709"/>
       </w:pPr>
       <w:bookmarkStart w:id="26" w:name="_Ref409732821"/>
       <w:r>
+        <w:t>4.4.1.</w:t>
+      </w:r>
+      <w:r>
+        <w:tab/>
+      </w:r>
+      <w:r>
         <w:t>расходы Концессионера, возникающие в связи с необходимостью оплаты товаров, работ или услуг третьих лиц, которых Концессионер имеет право привлечь для исполнения своих обязательств по Соглашению, выполненных (поставленных), но</w:t>
       </w:r>
       <w:r>
@@ -2136,15 +2744,17 @@
     <w:p>
       <w:pPr>
         <w:pStyle w:val="aa"/>
-        <w:numPr>
-          <w:ilvl w:val="2"/>
-          <w:numId w:val="2"/>
-        </w:numPr>
-        <w:ind w:left="0" w:firstLine="709"/>
+        <w:ind w:firstLine="709"/>
       </w:pPr>
       <w:bookmarkStart w:id="27" w:name="_Ref474319905"/>
       <w:bookmarkStart w:id="28" w:name="_Ref409732871"/>
       <w:r>
+        <w:t>4.4.2.</w:t>
+      </w:r>
+      <w:r>
+        <w:tab/>
+      </w:r>
+      <w:r>
         <w:t xml:space="preserve">любые суммы (включая штрафы, неустойки, возмещение убытков), подлежащие уплате третьим лицам в связи с досрочным расторжением договоров с такими третьими лицами, заключенных </w:t>
       </w:r>
       <w:bookmarkEnd w:id="27"/>
@@ -2161,12 +2771,14 @@
     <w:p>
       <w:pPr>
         <w:pStyle w:val="aa"/>
-        <w:numPr>
-          <w:ilvl w:val="2"/>
-          <w:numId w:val="2"/>
-        </w:numPr>
-        <w:ind w:left="0" w:firstLine="709"/>
-      </w:pPr>
+        <w:ind w:firstLine="709"/>
+      </w:pPr>
+      <w:r>
+        <w:t>4.4.3.</w:t>
+      </w:r>
+      <w:r>
+        <w:tab/>
+      </w:r>
       <w:r>
         <w:t>расходы на демобилизацию;</w:t>
       </w:r>
@@ -2175,14 +2787,16 @@
     <w:p>
       <w:pPr>
         <w:pStyle w:val="aa"/>
-        <w:numPr>
-          <w:ilvl w:val="2"/>
-          <w:numId w:val="2"/>
-        </w:numPr>
-        <w:ind w:left="0" w:firstLine="709"/>
+        <w:ind w:firstLine="709"/>
       </w:pPr>
       <w:bookmarkStart w:id="29" w:name="_Ref409732884"/>
       <w:r>
+        <w:t>4.4.4.</w:t>
+      </w:r>
+      <w:r>
+        <w:tab/>
+      </w:r>
+      <w:r>
         <w:t>выходные пособия и иные платежи работникам Концессионера, которые были или будут уплачены Концессионером в связи с досрочным расторжением Соглашения;</w:t>
       </w:r>
       <w:bookmarkEnd w:id="29"/>
@@ -2190,16 +2804,18 @@
     <w:p>
       <w:pPr>
         <w:pStyle w:val="aa"/>
-        <w:numPr>
-          <w:ilvl w:val="2"/>
-          <w:numId w:val="2"/>
-        </w:numPr>
-        <w:ind w:left="0" w:firstLine="709"/>
+        <w:ind w:firstLine="709"/>
       </w:pPr>
       <w:bookmarkStart w:id="30" w:name="_Ref409732830"/>
       <w:bookmarkStart w:id="31" w:name="_Ref413344515"/>
       <w:bookmarkStart w:id="32" w:name="_Ref474319917"/>
       <w:r>
+        <w:t>4.4.5.</w:t>
+      </w:r>
+      <w:r>
+        <w:tab/>
+      </w:r>
+      <w:r>
         <w:t>расходы на консервацию Объекта Соглашения</w:t>
       </w:r>
       <w:bookmarkEnd w:id="30"/>
@@ -2280,12 +2896,14 @@
     <w:p>
       <w:pPr>
         <w:pStyle w:val="aa"/>
-        <w:numPr>
-          <w:ilvl w:val="3"/>
-          <w:numId w:val="1"/>
-        </w:numPr>
-        <w:ind w:left="0" w:firstLine="709"/>
-      </w:pPr>
+        <w:ind w:firstLine="709"/>
+      </w:pPr>
+      <w:r>
+        <w:t>(i)</w:t>
+      </w:r>
+      <w:r>
+        <w:tab/>
+      </w:r>
       <w:r>
         <w:t xml:space="preserve">были понесены в рамках Проекта, в том числе, в рамках Связанных Договоров; и </w:t>
       </w:r>
@@ -2293,26 +2911,29 @@
     <w:p>
       <w:pPr>
         <w:pStyle w:val="aa"/>
-        <w:numPr>
-          <w:ilvl w:val="3"/>
-          <w:numId w:val="1"/>
-        </w:numPr>
-        <w:ind w:left="0" w:firstLine="709"/>
-      </w:pPr>
-      <w:r>
-        <w:lastRenderedPageBreak/>
+        <w:ind w:firstLine="709"/>
+      </w:pPr>
+      <w:r>
+        <w:t>(ii)</w:t>
+      </w:r>
+      <w:r>
+        <w:tab/>
+      </w:r>
+      <w:r>
         <w:t xml:space="preserve">имеют необходимое документальное подтверждение; и </w:t>
       </w:r>
     </w:p>
     <w:p>
       <w:pPr>
         <w:pStyle w:val="aa"/>
-        <w:numPr>
-          <w:ilvl w:val="3"/>
-          <w:numId w:val="1"/>
-        </w:numPr>
-        <w:ind w:left="0" w:firstLine="709"/>
-      </w:pPr>
+        <w:ind w:firstLine="709"/>
+      </w:pPr>
+      <w:r>
+        <w:t>(iii)</w:t>
+      </w:r>
+      <w:r>
+        <w:tab/>
+      </w:r>
       <w:r>
         <w:t>соответствуют рыночной конъюнктуре цен на Дату Прекращения Соглашения (в части расходов, указанных в подпунктах 4.</w:t>
       </w:r>
@@ -2338,12 +2959,14 @@
     <w:p>
       <w:pPr>
         <w:pStyle w:val="aa"/>
-        <w:numPr>
-          <w:ilvl w:val="3"/>
-          <w:numId w:val="1"/>
-        </w:numPr>
-        <w:ind w:left="0" w:firstLine="709"/>
-      </w:pPr>
+        <w:ind w:firstLine="709"/>
+      </w:pPr>
+      <w:r>
+        <w:t>(iv)</w:t>
+      </w:r>
+      <w:r>
+        <w:tab/>
+      </w:r>
       <w:r>
         <w:t xml:space="preserve">Концессионер и соответствующий контрагент Концессионера приложили все разумные усилия для снижения указанных расходов; и </w:t>
       </w:r>
@@ -2351,12 +2974,14 @@
     <w:p>
       <w:pPr>
         <w:pStyle w:val="aa"/>
-        <w:numPr>
-          <w:ilvl w:val="3"/>
-          <w:numId w:val="1"/>
-        </w:numPr>
-        <w:ind w:left="0" w:firstLine="709"/>
-      </w:pPr>
+        <w:ind w:firstLine="709"/>
+      </w:pPr>
+      <w:r>
+        <w:t>(v)</w:t>
+      </w:r>
+      <w:r>
+        <w:tab/>
+      </w:r>
       <w:r>
         <w:t>сумма возмещаемых расходов, указанных в подпунктах 4.</w:t>
       </w:r>
@@ -2718,8 +3343,6 @@
               </w:rPr>
               <w:t>УРБАНТЕХ СЕВЕРО-ЗАПАД</w:t>
             </w:r>
-            <w:bookmarkStart w:id="33" w:name="_GoBack"/>
-            <w:bookmarkEnd w:id="33"/>
             <w:r>
               <w:rPr>
                 <w:sz w:val="24"/>
@@ -2837,7 +3460,7 @@
 </file>
 
 <file path=word/endnotes.xml><?xml version="1.0" encoding="utf-8"?>
-<w:endnotes xmlns:wpc="http://schemas.microsoft.com/office/word/2010/wordprocessingCanvas" xmlns:mc="http://schemas.openxmlformats.org/markup-compatibility/2006" xmlns:o="urn:schemas-microsoft-com:office:office" xmlns:r="http://schemas.openxmlformats.org/officeDocument/2006/relationships" xmlns:m="http://schemas.openxmlformats.org/officeDocument/2006/math" xmlns:v="urn:schemas-microsoft-com:vml" xmlns:wp14="http://schemas.microsoft.com/office/word/2010/wordprocessingDrawing" xmlns:wp="http://schemas.openxmlformats.org/drawingml/2006/wordprocessingDrawing" xmlns:w10="urn:schemas-microsoft-com:office:word" xmlns:w="http://schemas.openxmlformats.org/wordprocessingml/2006/main" xmlns:w14="http://schemas.microsoft.com/office/word/2010/wordml" xmlns:w15="http://schemas.microsoft.com/office/word/2012/wordml" xmlns:wpg="http://schemas.microsoft.com/office/word/2010/wordprocessingGroup" xmlns:wpi="http://schemas.microsoft.com/office/word/2010/wordprocessingInk" xmlns:wne="http://schemas.microsoft.com/office/word/2006/wordml" xmlns:wps="http://schemas.microsoft.com/office/word/2010/wordprocessingShape" mc:Ignorable="w14 w15 wp14">
+<w:endnotes xmlns:wpc="http://schemas.microsoft.com/office/word/2010/wordprocessingCanvas" xmlns:cx="http://schemas.microsoft.com/office/drawing/2014/chartex" xmlns:cx1="http://schemas.microsoft.com/office/drawing/2015/9/8/chartex" xmlns:cx2="http://schemas.microsoft.com/office/drawing/2015/10/21/chartex" xmlns:cx3="http://schemas.microsoft.com/office/drawing/2016/5/9/chartex" xmlns:cx4="http://schemas.microsoft.com/office/drawing/2016/5/10/chartex" xmlns:cx5="http://schemas.microsoft.com/office/drawing/2016/5/11/chartex" xmlns:cx6="http://schemas.microsoft.com/office/drawing/2016/5/12/chartex" xmlns:cx7="http://schemas.microsoft.com/office/drawing/2016/5/13/chartex" xmlns:cx8="http://schemas.microsoft.com/office/drawing/2016/5/14/chartex" xmlns:mc="http://schemas.openxmlformats.org/markup-compatibility/2006" xmlns:aink="http://schemas.microsoft.com/office/drawing/2016/ink" xmlns:am3d="http://schemas.microsoft.com/office/drawing/2017/model3d" xmlns:o="urn:schemas-microsoft-com:office:office" xmlns:oel="http://schemas.microsoft.com/office/2019/extlst" xmlns:r="http://schemas.openxmlformats.org/officeDocument/2006/relationships" xmlns:m="http://schemas.openxmlformats.org/officeDocument/2006/math" xmlns:v="urn:schemas-microsoft-com:vml" xmlns:wp14="http://schemas.microsoft.com/office/word/2010/wordprocessingDrawing" xmlns:wp="http://schemas.openxmlformats.org/drawingml/2006/wordprocessingDrawing" xmlns:w10="urn:schemas-microsoft-com:office:word" xmlns:w="http://schemas.openxmlformats.org/wordprocessingml/2006/main" xmlns:w14="http://schemas.microsoft.com/office/word/2010/wordml" xmlns:w15="http://schemas.microsoft.com/office/word/2012/wordml" xmlns:w16cex="http://schemas.microsoft.com/office/word/2018/wordml/cex" xmlns:w16cid="http://schemas.microsoft.com/office/word/2016/wordml/cid" xmlns:w16="http://schemas.microsoft.com/office/word/2018/wordml" xmlns:w16du="http://schemas.microsoft.com/office/word/2023/wordml/word16du" xmlns:w16sdtdh="http://schemas.microsoft.com/office/word/2020/wordml/sdtdatahash" xmlns:w16sdtfl="http://schemas.microsoft.com/office/word/2024/wordml/sdtformatlock" xmlns:w16se="http://schemas.microsoft.com/office/word/2015/wordml/symex" xmlns:wpg="http://schemas.microsoft.com/office/word/2010/wordprocessingGroup" xmlns:wpi="http://schemas.microsoft.com/office/word/2010/wordprocessingInk" xmlns:wne="http://schemas.microsoft.com/office/word/2006/wordml" xmlns:wps="http://schemas.microsoft.com/office/word/2010/wordprocessingShape" mc:Ignorable="w14 w15 w16se w16cid w16 w16cex w16sdtdh w16sdtfl w16du wp14">
   <w:endnote w:type="separator" w:id="-1">
     <w:p>
       <w:r>
@@ -2856,7 +3479,7 @@
 </file>
 
 <file path=word/footer1.xml><?xml version="1.0" encoding="utf-8"?>
-<w:ftr xmlns:wpc="http://schemas.microsoft.com/office/word/2010/wordprocessingCanvas" xmlns:mc="http://schemas.openxmlformats.org/markup-compatibility/2006" xmlns:o="urn:schemas-microsoft-com:office:office" xmlns:r="http://schemas.openxmlformats.org/officeDocument/2006/relationships" xmlns:m="http://schemas.openxmlformats.org/officeDocument/2006/math" xmlns:v="urn:schemas-microsoft-com:vml" xmlns:wp14="http://schemas.microsoft.com/office/word/2010/wordprocessingDrawing" xmlns:wp="http://schemas.openxmlformats.org/drawingml/2006/wordprocessingDrawing" xmlns:w10="urn:schemas-microsoft-com:office:word" xmlns:w="http://schemas.openxmlformats.org/wordprocessingml/2006/main" xmlns:w14="http://schemas.microsoft.com/office/word/2010/wordml" xmlns:w15="http://schemas.microsoft.com/office/word/2012/wordml" xmlns:wpg="http://schemas.microsoft.com/office/word/2010/wordprocessingGroup" xmlns:wpi="http://schemas.microsoft.com/office/word/2010/wordprocessingInk" xmlns:wne="http://schemas.microsoft.com/office/word/2006/wordml" xmlns:wps="http://schemas.microsoft.com/office/word/2010/wordprocessingShape" mc:Ignorable="w14 w15 wp14">
+<w:ftr xmlns:wpc="http://schemas.microsoft.com/office/word/2010/wordprocessingCanvas" xmlns:cx="http://schemas.microsoft.com/office/drawing/2014/chartex" xmlns:cx1="http://schemas.microsoft.com/office/drawing/2015/9/8/chartex" xmlns:cx2="http://schemas.microsoft.com/office/drawing/2015/10/21/chartex" xmlns:cx3="http://schemas.microsoft.com/office/drawing/2016/5/9/chartex" xmlns:cx4="http://schemas.microsoft.com/office/drawing/2016/5/10/chartex" xmlns:cx5="http://schemas.microsoft.com/office/drawing/2016/5/11/chartex" xmlns:cx6="http://schemas.microsoft.com/office/drawing/2016/5/12/chartex" xmlns:cx7="http://schemas.microsoft.com/office/drawing/2016/5/13/chartex" xmlns:cx8="http://schemas.microsoft.com/office/drawing/2016/5/14/chartex" xmlns:mc="http://schemas.openxmlformats.org/markup-compatibility/2006" xmlns:aink="http://schemas.microsoft.com/office/drawing/2016/ink" xmlns:am3d="http://schemas.microsoft.com/office/drawing/2017/model3d" xmlns:o="urn:schemas-microsoft-com:office:office" xmlns:oel="http://schemas.microsoft.com/office/2019/extlst" xmlns:r="http://schemas.openxmlformats.org/officeDocument/2006/relationships" xmlns:m="http://schemas.openxmlformats.org/officeDocument/2006/math" xmlns:v="urn:schemas-microsoft-com:vml" xmlns:wp14="http://schemas.microsoft.com/office/word/2010/wordprocessingDrawing" xmlns:wp="http://schemas.openxmlformats.org/drawingml/2006/wordprocessingDrawing" xmlns:w10="urn:schemas-microsoft-com:office:word" xmlns:w="http://schemas.openxmlformats.org/wordprocessingml/2006/main" xmlns:w14="http://schemas.microsoft.com/office/word/2010/wordml" xmlns:w15="http://schemas.microsoft.com/office/word/2012/wordml" xmlns:w16cex="http://schemas.microsoft.com/office/word/2018/wordml/cex" xmlns:w16cid="http://schemas.microsoft.com/office/word/2016/wordml/cid" xmlns:w16="http://schemas.microsoft.com/office/word/2018/wordml" xmlns:w16du="http://schemas.microsoft.com/office/word/2023/wordml/word16du" xmlns:w16sdtdh="http://schemas.microsoft.com/office/word/2020/wordml/sdtdatahash" xmlns:w16sdtfl="http://schemas.microsoft.com/office/word/2024/wordml/sdtformatlock" xmlns:w16se="http://schemas.microsoft.com/office/word/2015/wordml/symex" xmlns:wpg="http://schemas.microsoft.com/office/word/2010/wordprocessingGroup" xmlns:wpi="http://schemas.microsoft.com/office/word/2010/wordprocessingInk" xmlns:wne="http://schemas.microsoft.com/office/word/2006/wordml" xmlns:wps="http://schemas.microsoft.com/office/word/2010/wordprocessingShape" mc:Ignorable="w14 w15 w16se w16cid w16 w16cex w16sdtdh w16sdtfl w16du wp14">
   <w:sdt>
     <w:sdtPr>
       <w:id w:val="472721169"/>
@@ -2903,7 +3526,7 @@
 </file>
 
 <file path=word/footer2.xml><?xml version="1.0" encoding="utf-8"?>
-<w:ftr xmlns:wpc="http://schemas.microsoft.com/office/word/2010/wordprocessingCanvas" xmlns:mc="http://schemas.openxmlformats.org/markup-compatibility/2006" xmlns:o="urn:schemas-microsoft-com:office:office" xmlns:r="http://schemas.openxmlformats.org/officeDocument/2006/relationships" xmlns:m="http://schemas.openxmlformats.org/officeDocument/2006/math" xmlns:v="urn:schemas-microsoft-com:vml" xmlns:wp14="http://schemas.microsoft.com/office/word/2010/wordprocessingDrawing" xmlns:wp="http://schemas.openxmlformats.org/drawingml/2006/wordprocessingDrawing" xmlns:w10="urn:schemas-microsoft-com:office:word" xmlns:w="http://schemas.openxmlformats.org/wordprocessingml/2006/main" xmlns:w14="http://schemas.microsoft.com/office/word/2010/wordml" xmlns:w15="http://schemas.microsoft.com/office/word/2012/wordml" xmlns:wpg="http://schemas.microsoft.com/office/word/2010/wordprocessingGroup" xmlns:wpi="http://schemas.microsoft.com/office/word/2010/wordprocessingInk" xmlns:wne="http://schemas.microsoft.com/office/word/2006/wordml" xmlns:wps="http://schemas.microsoft.com/office/word/2010/wordprocessingShape" mc:Ignorable="w14 w15 wp14">
+<w:ftr xmlns:wpc="http://schemas.microsoft.com/office/word/2010/wordprocessingCanvas" xmlns:cx="http://schemas.microsoft.com/office/drawing/2014/chartex" xmlns:cx1="http://schemas.microsoft.com/office/drawing/2015/9/8/chartex" xmlns:cx2="http://schemas.microsoft.com/office/drawing/2015/10/21/chartex" xmlns:cx3="http://schemas.microsoft.com/office/drawing/2016/5/9/chartex" xmlns:cx4="http://schemas.microsoft.com/office/drawing/2016/5/10/chartex" xmlns:cx5="http://schemas.microsoft.com/office/drawing/2016/5/11/chartex" xmlns:cx6="http://schemas.microsoft.com/office/drawing/2016/5/12/chartex" xmlns:cx7="http://schemas.microsoft.com/office/drawing/2016/5/13/chartex" xmlns:cx8="http://schemas.microsoft.com/office/drawing/2016/5/14/chartex" xmlns:mc="http://schemas.openxmlformats.org/markup-compatibility/2006" xmlns:aink="http://schemas.microsoft.com/office/drawing/2016/ink" xmlns:am3d="http://schemas.microsoft.com/office/drawing/2017/model3d" xmlns:o="urn:schemas-microsoft-com:office:office" xmlns:oel="http://schemas.microsoft.com/office/2019/extlst" xmlns:r="http://schemas.openxmlformats.org/officeDocument/2006/relationships" xmlns:m="http://schemas.openxmlformats.org/officeDocument/2006/math" xmlns:v="urn:schemas-microsoft-com:vml" xmlns:wp14="http://schemas.microsoft.com/office/word/2010/wordprocessingDrawing" xmlns:wp="http://schemas.openxmlformats.org/drawingml/2006/wordprocessingDrawing" xmlns:w10="urn:schemas-microsoft-com:office:word" xmlns:w="http://schemas.openxmlformats.org/wordprocessingml/2006/main" xmlns:w14="http://schemas.microsoft.com/office/word/2010/wordml" xmlns:w15="http://schemas.microsoft.com/office/word/2012/wordml" xmlns:w16cex="http://schemas.microsoft.com/office/word/2018/wordml/cex" xmlns:w16cid="http://schemas.microsoft.com/office/word/2016/wordml/cid" xmlns:w16="http://schemas.microsoft.com/office/word/2018/wordml" xmlns:w16du="http://schemas.microsoft.com/office/word/2023/wordml/word16du" xmlns:w16sdtdh="http://schemas.microsoft.com/office/word/2020/wordml/sdtdatahash" xmlns:w16sdtfl="http://schemas.microsoft.com/office/word/2024/wordml/sdtformatlock" xmlns:w16se="http://schemas.microsoft.com/office/word/2015/wordml/symex" xmlns:wpg="http://schemas.microsoft.com/office/word/2010/wordprocessingGroup" xmlns:wpi="http://schemas.microsoft.com/office/word/2010/wordprocessingInk" xmlns:wne="http://schemas.microsoft.com/office/word/2006/wordml" xmlns:wps="http://schemas.microsoft.com/office/word/2010/wordprocessingShape" mc:Ignorable="w14 w15 w16se w16cid w16 w16cex w16sdtdh w16sdtfl w16du wp14">
   <w:sdt>
     <w:sdtPr>
       <w:id w:val="261339403"/>
@@ -2950,7 +3573,7 @@
 </file>
 
 <file path=word/footnotes.xml><?xml version="1.0" encoding="utf-8"?>
-<w:footnotes xmlns:wpc="http://schemas.microsoft.com/office/word/2010/wordprocessingCanvas" xmlns:mc="http://schemas.openxmlformats.org/markup-compatibility/2006" xmlns:o="urn:schemas-microsoft-com:office:office" xmlns:r="http://schemas.openxmlformats.org/officeDocument/2006/relationships" xmlns:m="http://schemas.openxmlformats.org/officeDocument/2006/math" xmlns:v="urn:schemas-microsoft-com:vml" xmlns:wp14="http://schemas.microsoft.com/office/word/2010/wordprocessingDrawing" xmlns:wp="http://schemas.openxmlformats.org/drawingml/2006/wordprocessingDrawing" xmlns:w10="urn:schemas-microsoft-com:office:word" xmlns:w="http://schemas.openxmlformats.org/wordprocessingml/2006/main" xmlns:w14="http://schemas.microsoft.com/office/word/2010/wordml" xmlns:w15="http://schemas.microsoft.com/office/word/2012/wordml" xmlns:wpg="http://schemas.microsoft.com/office/word/2010/wordprocessingGroup" xmlns:wpi="http://schemas.microsoft.com/office/word/2010/wordprocessingInk" xmlns:wne="http://schemas.microsoft.com/office/word/2006/wordml" xmlns:wps="http://schemas.microsoft.com/office/word/2010/wordprocessingShape" mc:Ignorable="w14 w15 wp14">
+<w:footnotes xmlns:wpc="http://schemas.microsoft.com/office/word/2010/wordprocessingCanvas" xmlns:cx="http://schemas.microsoft.com/office/drawing/2014/chartex" xmlns:cx1="http://schemas.microsoft.com/office/drawing/2015/9/8/chartex" xmlns:cx2="http://schemas.microsoft.com/office/drawing/2015/10/21/chartex" xmlns:cx3="http://schemas.microsoft.com/office/drawing/2016/5/9/chartex" xmlns:cx4="http://schemas.microsoft.com/office/drawing/2016/5/10/chartex" xmlns:cx5="http://schemas.microsoft.com/office/drawing/2016/5/11/chartex" xmlns:cx6="http://schemas.microsoft.com/office/drawing/2016/5/12/chartex" xmlns:cx7="http://schemas.microsoft.com/office/drawing/2016/5/13/chartex" xmlns:cx8="http://schemas.microsoft.com/office/drawing/2016/5/14/chartex" xmlns:mc="http://schemas.openxmlformats.org/markup-compatibility/2006" xmlns:aink="http://schemas.microsoft.com/office/drawing/2016/ink" xmlns:am3d="http://schemas.microsoft.com/office/drawing/2017/model3d" xmlns:o="urn:schemas-microsoft-com:office:office" xmlns:oel="http://schemas.microsoft.com/office/2019/extlst" xmlns:r="http://schemas.openxmlformats.org/officeDocument/2006/relationships" xmlns:m="http://schemas.openxmlformats.org/officeDocument/2006/math" xmlns:v="urn:schemas-microsoft-com:vml" xmlns:wp14="http://schemas.microsoft.com/office/word/2010/wordprocessingDrawing" xmlns:wp="http://schemas.openxmlformats.org/drawingml/2006/wordprocessingDrawing" xmlns:w10="urn:schemas-microsoft-com:office:word" xmlns:w="http://schemas.openxmlformats.org/wordprocessingml/2006/main" xmlns:w14="http://schemas.microsoft.com/office/word/2010/wordml" xmlns:w15="http://schemas.microsoft.com/office/word/2012/wordml" xmlns:w16cex="http://schemas.microsoft.com/office/word/2018/wordml/cex" xmlns:w16cid="http://schemas.microsoft.com/office/word/2016/wordml/cid" xmlns:w16="http://schemas.microsoft.com/office/word/2018/wordml" xmlns:w16du="http://schemas.microsoft.com/office/word/2023/wordml/word16du" xmlns:w16sdtdh="http://schemas.microsoft.com/office/word/2020/wordml/sdtdatahash" xmlns:w16sdtfl="http://schemas.microsoft.com/office/word/2024/wordml/sdtformatlock" xmlns:w16se="http://schemas.microsoft.com/office/word/2015/wordml/symex" xmlns:wpg="http://schemas.microsoft.com/office/word/2010/wordprocessingGroup" xmlns:wpi="http://schemas.microsoft.com/office/word/2010/wordprocessingInk" xmlns:wne="http://schemas.microsoft.com/office/word/2006/wordml" xmlns:wps="http://schemas.microsoft.com/office/word/2010/wordprocessingShape" mc:Ignorable="w14 w15 w16se w16cid w16 w16cex w16sdtdh w16sdtfl w16du wp14">
   <w:footnote w:type="separator" w:id="-1">
     <w:p>
       <w:r>
@@ -2969,7 +3592,7 @@
 </file>
 
 <file path=word/header1.xml><?xml version="1.0" encoding="utf-8"?>
-<w:hdr xmlns:wpc="http://schemas.microsoft.com/office/word/2010/wordprocessingCanvas" xmlns:mc="http://schemas.openxmlformats.org/markup-compatibility/2006" xmlns:o="urn:schemas-microsoft-com:office:office" xmlns:r="http://schemas.openxmlformats.org/officeDocument/2006/relationships" xmlns:m="http://schemas.openxmlformats.org/officeDocument/2006/math" xmlns:v="urn:schemas-microsoft-com:vml" xmlns:wp14="http://schemas.microsoft.com/office/word/2010/wordprocessingDrawing" xmlns:wp="http://schemas.openxmlformats.org/drawingml/2006/wordprocessingDrawing" xmlns:w10="urn:schemas-microsoft-com:office:word" xmlns:w="http://schemas.openxmlformats.org/wordprocessingml/2006/main" xmlns:w14="http://schemas.microsoft.com/office/word/2010/wordml" xmlns:w15="http://schemas.microsoft.com/office/word/2012/wordml" xmlns:wpg="http://schemas.microsoft.com/office/word/2010/wordprocessingGroup" xmlns:wpi="http://schemas.microsoft.com/office/word/2010/wordprocessingInk" xmlns:wne="http://schemas.microsoft.com/office/word/2006/wordml" xmlns:wps="http://schemas.microsoft.com/office/word/2010/wordprocessingShape" mc:Ignorable="w14 w15 wp14">
+<w:hdr xmlns:wpc="http://schemas.microsoft.com/office/word/2010/wordprocessingCanvas" xmlns:cx="http://schemas.microsoft.com/office/drawing/2014/chartex" xmlns:cx1="http://schemas.microsoft.com/office/drawing/2015/9/8/chartex" xmlns:cx2="http://schemas.microsoft.com/office/drawing/2015/10/21/chartex" xmlns:cx3="http://schemas.microsoft.com/office/drawing/2016/5/9/chartex" xmlns:cx4="http://schemas.microsoft.com/office/drawing/2016/5/10/chartex" xmlns:cx5="http://schemas.microsoft.com/office/drawing/2016/5/11/chartex" xmlns:cx6="http://schemas.microsoft.com/office/drawing/2016/5/12/chartex" xmlns:cx7="http://schemas.microsoft.com/office/drawing/2016/5/13/chartex" xmlns:cx8="http://schemas.microsoft.com/office/drawing/2016/5/14/chartex" xmlns:mc="http://schemas.openxmlformats.org/markup-compatibility/2006" xmlns:aink="http://schemas.microsoft.com/office/drawing/2016/ink" xmlns:am3d="http://schemas.microsoft.com/office/drawing/2017/model3d" xmlns:o="urn:schemas-microsoft-com:office:office" xmlns:oel="http://schemas.microsoft.com/office/2019/extlst" xmlns:r="http://schemas.openxmlformats.org/officeDocument/2006/relationships" xmlns:m="http://schemas.openxmlformats.org/officeDocument/2006/math" xmlns:v="urn:schemas-microsoft-com:vml" xmlns:wp14="http://schemas.microsoft.com/office/word/2010/wordprocessingDrawing" xmlns:wp="http://schemas.openxmlformats.org/drawingml/2006/wordprocessingDrawing" xmlns:w10="urn:schemas-microsoft-com:office:word" xmlns:w="http://schemas.openxmlformats.org/wordprocessingml/2006/main" xmlns:w14="http://schemas.microsoft.com/office/word/2010/wordml" xmlns:w15="http://schemas.microsoft.com/office/word/2012/wordml" xmlns:w16cex="http://schemas.microsoft.com/office/word/2018/wordml/cex" xmlns:w16cid="http://schemas.microsoft.com/office/word/2016/wordml/cid" xmlns:w16="http://schemas.microsoft.com/office/word/2018/wordml" xmlns:w16du="http://schemas.microsoft.com/office/word/2023/wordml/word16du" xmlns:w16sdtdh="http://schemas.microsoft.com/office/word/2020/wordml/sdtdatahash" xmlns:w16sdtfl="http://schemas.microsoft.com/office/word/2024/wordml/sdtformatlock" xmlns:w16se="http://schemas.microsoft.com/office/word/2015/wordml/symex" xmlns:wpg="http://schemas.microsoft.com/office/word/2010/wordprocessingGroup" xmlns:wpi="http://schemas.microsoft.com/office/word/2010/wordprocessingInk" xmlns:wne="http://schemas.microsoft.com/office/word/2006/wordml" xmlns:wps="http://schemas.microsoft.com/office/word/2010/wordprocessingShape" mc:Ignorable="w14 w15 w16se w16cid w16 w16cex w16sdtdh w16sdtfl w16du wp14">
   <w:p>
     <w:pPr>
       <w:pStyle w:val="a5"/>
@@ -2983,7 +3606,7 @@
 </file>
 
 <file path=word/numbering.xml><?xml version="1.0" encoding="utf-8"?>
-<w:numbering xmlns:wpc="http://schemas.microsoft.com/office/word/2010/wordprocessingCanvas" xmlns:mc="http://schemas.openxmlformats.org/markup-compatibility/2006" xmlns:o="urn:schemas-microsoft-com:office:office" xmlns:r="http://schemas.openxmlformats.org/officeDocument/2006/relationships" xmlns:m="http://schemas.openxmlformats.org/officeDocument/2006/math" xmlns:v="urn:schemas-microsoft-com:vml" xmlns:wp14="http://schemas.microsoft.com/office/word/2010/wordprocessingDrawing" xmlns:wp="http://schemas.openxmlformats.org/drawingml/2006/wordprocessingDrawing" xmlns:w10="urn:schemas-microsoft-com:office:word" xmlns:w="http://schemas.openxmlformats.org/wordprocessingml/2006/main" xmlns:w14="http://schemas.microsoft.com/office/word/2010/wordml" xmlns:w15="http://schemas.microsoft.com/office/word/2012/wordml" xmlns:wpg="http://schemas.microsoft.com/office/word/2010/wordprocessingGroup" xmlns:wpi="http://schemas.microsoft.com/office/word/2010/wordprocessingInk" xmlns:wne="http://schemas.microsoft.com/office/word/2006/wordml" xmlns:wps="http://schemas.microsoft.com/office/word/2010/wordprocessingShape" mc:Ignorable="w14 w15 wp14">
+<w:numbering xmlns:wpc="http://schemas.microsoft.com/office/word/2010/wordprocessingCanvas" xmlns:cx="http://schemas.microsoft.com/office/drawing/2014/chartex" xmlns:cx1="http://schemas.microsoft.com/office/drawing/2015/9/8/chartex" xmlns:cx2="http://schemas.microsoft.com/office/drawing/2015/10/21/chartex" xmlns:cx3="http://schemas.microsoft.com/office/drawing/2016/5/9/chartex" xmlns:cx4="http://schemas.microsoft.com/office/drawing/2016/5/10/chartex" xmlns:cx5="http://schemas.microsoft.com/office/drawing/2016/5/11/chartex" xmlns:cx6="http://schemas.microsoft.com/office/drawing/2016/5/12/chartex" xmlns:cx7="http://schemas.microsoft.com/office/drawing/2016/5/13/chartex" xmlns:cx8="http://schemas.microsoft.com/office/drawing/2016/5/14/chartex" xmlns:mc="http://schemas.openxmlformats.org/markup-compatibility/2006" xmlns:aink="http://schemas.microsoft.com/office/drawing/2016/ink" xmlns:am3d="http://schemas.microsoft.com/office/drawing/2017/model3d" xmlns:o="urn:schemas-microsoft-com:office:office" xmlns:oel="http://schemas.microsoft.com/office/2019/extlst" xmlns:r="http://schemas.openxmlformats.org/officeDocument/2006/relationships" xmlns:m="http://schemas.openxmlformats.org/officeDocument/2006/math" xmlns:v="urn:schemas-microsoft-com:vml" xmlns:wp14="http://schemas.microsoft.com/office/word/2010/wordprocessingDrawing" xmlns:wp="http://schemas.openxmlformats.org/drawingml/2006/wordprocessingDrawing" xmlns:w10="urn:schemas-microsoft-com:office:word" xmlns:w="http://schemas.openxmlformats.org/wordprocessingml/2006/main" xmlns:w14="http://schemas.microsoft.com/office/word/2010/wordml" xmlns:w15="http://schemas.microsoft.com/office/word/2012/wordml" xmlns:w16cex="http://schemas.microsoft.com/office/word/2018/wordml/cex" xmlns:w16cid="http://schemas.microsoft.com/office/word/2016/wordml/cid" xmlns:w16="http://schemas.microsoft.com/office/word/2018/wordml" xmlns:w16du="http://schemas.microsoft.com/office/word/2023/wordml/word16du" xmlns:w16sdtdh="http://schemas.microsoft.com/office/word/2020/wordml/sdtdatahash" xmlns:w16sdtfl="http://schemas.microsoft.com/office/word/2024/wordml/sdtformatlock" xmlns:w16se="http://schemas.microsoft.com/office/word/2015/wordml/symex" xmlns:wpg="http://schemas.microsoft.com/office/word/2010/wordprocessingGroup" xmlns:wpi="http://schemas.microsoft.com/office/word/2010/wordprocessingInk" xmlns:wne="http://schemas.microsoft.com/office/word/2006/wordml" xmlns:wps="http://schemas.microsoft.com/office/word/2010/wordprocessingShape" mc:Ignorable="w14 w15 w16se w16cid w16 w16cex w16sdtdh w16sdtfl w16du wp14">
   <w:abstractNum w:abstractNumId="0" w15:restartNumberingAfterBreak="0">
     <w:nsid w:val="14EC4566"/>
     <w:multiLevelType w:val="multilevel"/>
@@ -3714,16 +4337,16 @@
       </w:rPr>
     </w:lvl>
   </w:abstractNum>
-  <w:num w:numId="1">
+  <w:num w:numId="1" w16cid:durableId="777259756">
     <w:abstractNumId w:val="2"/>
   </w:num>
-  <w:num w:numId="2">
+  <w:num w:numId="2" w16cid:durableId="1670517077">
     <w:abstractNumId w:val="1"/>
   </w:num>
-  <w:num w:numId="3">
+  <w:num w:numId="3" w16cid:durableId="978190359">
     <w:abstractNumId w:val="3"/>
   </w:num>
-  <w:num w:numId="4">
+  <w:num w:numId="4" w16cid:durableId="291640680">
     <w:abstractNumId w:val="1"/>
     <w:lvlOverride w:ilvl="0">
       <w:startOverride w:val="1"/>
@@ -3753,7 +4376,7 @@
       <w:startOverride w:val="1"/>
     </w:lvlOverride>
   </w:num>
-  <w:num w:numId="5">
+  <w:num w:numId="5" w16cid:durableId="1350444692">
     <w:abstractNumId w:val="3"/>
     <w:lvlOverride w:ilvl="0">
       <w:startOverride w:val="1"/>
@@ -3783,7 +4406,7 @@
       <w:startOverride w:val="1"/>
     </w:lvlOverride>
   </w:num>
-  <w:num w:numId="6">
+  <w:num w:numId="6" w16cid:durableId="145975622">
     <w:abstractNumId w:val="3"/>
     <w:lvlOverride w:ilvl="0">
       <w:startOverride w:val="1"/>
@@ -3813,17 +4436,17 @@
       <w:startOverride w:val="1"/>
     </w:lvlOverride>
   </w:num>
-  <w:num w:numId="7">
+  <w:num w:numId="7" w16cid:durableId="1746491531">
     <w:abstractNumId w:val="4"/>
   </w:num>
-  <w:num w:numId="8">
+  <w:num w:numId="8" w16cid:durableId="2122215471">
     <w:abstractNumId w:val="0"/>
   </w:num>
 </w:numbering>
 </file>
 
 <file path=word/styles.xml><?xml version="1.0" encoding="utf-8"?>
-<w:styles xmlns:mc="http://schemas.openxmlformats.org/markup-compatibility/2006" xmlns:r="http://schemas.openxmlformats.org/officeDocument/2006/relationships" xmlns:w="http://schemas.openxmlformats.org/wordprocessingml/2006/main" xmlns:w14="http://schemas.microsoft.com/office/word/2010/wordml" xmlns:w15="http://schemas.microsoft.com/office/word/2012/wordml" mc:Ignorable="w14 w15">
+<w:styles xmlns:mc="http://schemas.openxmlformats.org/markup-compatibility/2006" xmlns:r="http://schemas.openxmlformats.org/officeDocument/2006/relationships" xmlns:w="http://schemas.openxmlformats.org/wordprocessingml/2006/main" xmlns:w14="http://schemas.microsoft.com/office/word/2010/wordml" xmlns:w15="http://schemas.microsoft.com/office/word/2012/wordml" xmlns:w16cex="http://schemas.microsoft.com/office/word/2018/wordml/cex" xmlns:w16cid="http://schemas.microsoft.com/office/word/2016/wordml/cid" xmlns:w16="http://schemas.microsoft.com/office/word/2018/wordml" xmlns:w16du="http://schemas.microsoft.com/office/word/2023/wordml/word16du" xmlns:w16sdtdh="http://schemas.microsoft.com/office/word/2020/wordml/sdtdatahash" xmlns:w16sdtfl="http://schemas.microsoft.com/office/word/2024/wordml/sdtformatlock" xmlns:w16se="http://schemas.microsoft.com/office/word/2015/wordml/symex" mc:Ignorable="w14 w15 w16se w16cid w16 w16cex w16sdtdh w16sdtfl w16du">
   <w:docDefaults>
     <w:rPrDefault>
       <w:rPr>
@@ -3839,7 +4462,7 @@
       </w:pPr>
     </w:pPrDefault>
   </w:docDefaults>
-  <w:latentStyles w:defLockedState="0" w:defUIPriority="99" w:defSemiHidden="0" w:defUnhideWhenUsed="0" w:defQFormat="0" w:count="371">
+  <w:latentStyles w:defLockedState="0" w:defUIPriority="99" w:defSemiHidden="0" w:defUnhideWhenUsed="0" w:defQFormat="0" w:count="376">
     <w:lsdException w:name="Normal" w:uiPriority="0" w:qFormat="1"/>
     <w:lsdException w:name="heading 1" w:uiPriority="9" w:qFormat="1"/>
     <w:lsdException w:name="heading 2" w:semiHidden="1" w:uiPriority="9" w:unhideWhenUsed="1" w:qFormat="1"/>
@@ -4211,6 +4834,11 @@
     <w:lsdException w:name="List Table 5 Dark Accent 6" w:uiPriority="50"/>
     <w:lsdException w:name="List Table 6 Colorful Accent 6" w:uiPriority="51"/>
     <w:lsdException w:name="List Table 7 Colorful Accent 6" w:uiPriority="52"/>
+    <w:lsdException w:name="Mention" w:semiHidden="1" w:unhideWhenUsed="1"/>
+    <w:lsdException w:name="Smart Hyperlink" w:semiHidden="1" w:unhideWhenUsed="1"/>
+    <w:lsdException w:name="Hashtag" w:semiHidden="1" w:unhideWhenUsed="1"/>
+    <w:lsdException w:name="Unresolved Mention" w:semiHidden="1" w:unhideWhenUsed="1"/>
+    <w:lsdException w:name="Smart Link" w:semiHidden="1" w:unhideWhenUsed="1"/>
   </w:latentStyles>
   <w:style w:type="paragraph" w:default="1" w:styleId="a">
     <w:name w:val="Normal"/>
